--- a/TS Jatai Ghanam Project/TS 2.1/TS 2.1 Ghanam Tamil Corrections.docx
+++ b/TS Jatai Ghanam Project/TS 2.1/TS 2.1 Ghanam Tamil Corrections.docx
@@ -1,7 +1,310 @@
 
 <file path=word/document.xml><?xml version="1.0" encoding="utf-8"?>
-<w:document xmlns:wpc="http://schemas.microsoft.com/office/word/2010/wordprocessingCanvas" xmlns:cx="http://schemas.microsoft.com/office/drawing/2014/chartex" xmlns:cx1="http://schemas.microsoft.com/office/drawing/2015/9/8/chartex" xmlns:cx2="http://schemas.microsoft.com/office/drawing/2015/10/21/chartex" xmlns:cx3="http://schemas.microsoft.com/office/drawing/2016/5/9/chartex" xmlns:cx4="http://schemas.microsoft.com/office/drawing/2016/5/10/chartex" xmlns:cx5="http://schemas.microsoft.com/office/drawing/2016/5/11/chartex" xmlns:cx6="http://schemas.microsoft.com/office/drawing/2016/5/12/chartex" xmlns:cx7="http://schemas.microsoft.com/office/drawing/2016/5/13/chartex" xmlns:cx8="http://schemas.microsoft.com/office/drawing/2016/5/14/chartex" xmlns:mc="http://schemas.openxmlformats.org/markup-compatibility/2006" xmlns:aink="http://schemas.microsoft.com/office/drawing/2016/ink" xmlns:am3d="http://schemas.microsoft.com/office/drawing/2017/model3d" xmlns:o="urn:schemas-microsoft-com:office:office" xmlns:oel="http://schemas.microsoft.com/office/2019/extlst" xmlns:r="http://schemas.openxmlformats.org/officeDocument/2006/relationships" xmlns:m="http://schemas.openxmlformats.org/officeDocument/2006/math" xmlns:v="urn:schemas-microsoft-com:vml" xmlns:wp14="http://schemas.microsoft.com/office/word/2010/wordprocessingDrawing" xmlns:wp="http://schemas.openxmlformats.org/drawingml/2006/wordprocessingDrawing" xmlns:w10="urn:schemas-microsoft-com:office:word" xmlns:w="http://schemas.openxmlformats.org/wordprocessingml/2006/main" xmlns:w14="http://schemas.microsoft.com/office/word/2010/wordml" xmlns:w15="http://schemas.microsoft.com/office/word/2012/wordml" xmlns:w16cex="http://schemas.microsoft.com/office/word/2018/wordml/cex" xmlns:w16cid="http://schemas.microsoft.com/office/word/2016/wordml/cid" xmlns:w16="http://schemas.microsoft.com/office/word/2018/wordml" xmlns:w16du="http://schemas.microsoft.com/office/word/2023/wordml/word16du" xmlns:w16sdtdh="http://schemas.microsoft.com/office/word/2020/wordml/sdtdatahash" xmlns:w16se="http://schemas.microsoft.com/office/word/2015/wordml/symex" xmlns:wpg="http://schemas.microsoft.com/office/word/2010/wordprocessingGroup" xmlns:wpi="http://schemas.microsoft.com/office/word/2010/wordprocessingInk" xmlns:wne="http://schemas.microsoft.com/office/word/2006/wordml" xmlns:wps="http://schemas.microsoft.com/office/word/2010/wordprocessingShape" mc:Ignorable="w14 w15 w16se w16cid w16 w16cex w16sdtdh wp14">
+<w:document xmlns:wpc="http://schemas.microsoft.com/office/word/2010/wordprocessingCanvas" xmlns:cx="http://schemas.microsoft.com/office/drawing/2014/chartex" xmlns:cx1="http://schemas.microsoft.com/office/drawing/2015/9/8/chartex" xmlns:cx2="http://schemas.microsoft.com/office/drawing/2015/10/21/chartex" xmlns:cx3="http://schemas.microsoft.com/office/drawing/2016/5/9/chartex" xmlns:cx4="http://schemas.microsoft.com/office/drawing/2016/5/10/chartex" xmlns:cx5="http://schemas.microsoft.com/office/drawing/2016/5/11/chartex" xmlns:cx6="http://schemas.microsoft.com/office/drawing/2016/5/12/chartex" xmlns:cx7="http://schemas.microsoft.com/office/drawing/2016/5/13/chartex" xmlns:cx8="http://schemas.microsoft.com/office/drawing/2016/5/14/chartex" xmlns:mc="http://schemas.openxmlformats.org/markup-compatibility/2006" xmlns:aink="http://schemas.microsoft.com/office/drawing/2016/ink" xmlns:am3d="http://schemas.microsoft.com/office/drawing/2017/model3d" xmlns:o="urn:schemas-microsoft-com:office:office" xmlns:oel="http://schemas.microsoft.com/office/2019/extlst" xmlns:r="http://schemas.openxmlformats.org/officeDocument/2006/relationships" xmlns:m="http://schemas.openxmlformats.org/officeDocument/2006/math" xmlns:v="urn:schemas-microsoft-com:vml" xmlns:wp14="http://schemas.microsoft.com/office/word/2010/wordprocessingDrawing" xmlns:wp="http://schemas.openxmlformats.org/drawingml/2006/wordprocessingDrawing" xmlns:w10="urn:schemas-microsoft-com:office:word" xmlns:w="http://schemas.openxmlformats.org/wordprocessingml/2006/main" xmlns:w14="http://schemas.microsoft.com/office/word/2010/wordml" xmlns:w15="http://schemas.microsoft.com/office/word/2012/wordml" xmlns:w16cex="http://schemas.microsoft.com/office/word/2018/wordml/cex" xmlns:w16cid="http://schemas.microsoft.com/office/word/2016/wordml/cid" xmlns:w16="http://schemas.microsoft.com/office/word/2018/wordml" xmlns:w16du="http://schemas.microsoft.com/office/word/2023/wordml/word16du" xmlns:w16sdtdh="http://schemas.microsoft.com/office/word/2020/wordml/sdtdatahash" xmlns:w16sdtfl="http://schemas.microsoft.com/office/word/2024/wordml/sdtformatlock" xmlns:w16se="http://schemas.microsoft.com/office/word/2015/wordml/symex" xmlns:wpg="http://schemas.microsoft.com/office/word/2010/wordprocessingGroup" xmlns:wpi="http://schemas.microsoft.com/office/word/2010/wordprocessingInk" xmlns:wne="http://schemas.microsoft.com/office/word/2006/wordml" xmlns:wps="http://schemas.microsoft.com/office/word/2010/wordprocessingShape" mc:Ignorable="w14 w15 w16se w16cid w16 w16cex w16sdtdh w16sdtfl w16du wp14">
   <w:body>
+    <w:p>
+      <w:pPr>
+        <w:spacing w:before="0" w:line="240" w:lineRule="auto"/>
+        <w:jc w:val="center"/>
+        <w:rPr>
+          <w:b/>
+          <w:bCs/>
+          <w:sz w:val="32"/>
+          <w:szCs w:val="32"/>
+          <w:u w:val="single"/>
+        </w:rPr>
+      </w:pPr>
+      <w:r>
+        <w:rPr>
+          <w:b/>
+          <w:bCs/>
+          <w:sz w:val="32"/>
+          <w:szCs w:val="32"/>
+          <w:u w:val="single"/>
+        </w:rPr>
+        <w:t xml:space="preserve">TS </w:t>
+      </w:r>
+      <w:r>
+        <w:rPr>
+          <w:b/>
+          <w:bCs/>
+          <w:sz w:val="32"/>
+          <w:szCs w:val="32"/>
+          <w:u w:val="single"/>
+        </w:rPr>
+        <w:t>Ghanam</w:t>
+      </w:r>
+      <w:r>
+        <w:rPr>
+          <w:b/>
+          <w:bCs/>
+          <w:sz w:val="32"/>
+          <w:szCs w:val="32"/>
+          <w:u w:val="single"/>
+        </w:rPr>
+        <w:t xml:space="preserve"> </w:t>
+      </w:r>
+      <w:r>
+        <w:rPr>
+          <w:b/>
+          <w:bCs/>
+          <w:sz w:val="32"/>
+          <w:szCs w:val="32"/>
+          <w:u w:val="single"/>
+        </w:rPr>
+        <w:t xml:space="preserve">– TS 2.1 </w:t>
+      </w:r>
+      <w:proofErr w:type="gramStart"/>
+      <w:r>
+        <w:rPr>
+          <w:b/>
+          <w:bCs/>
+          <w:sz w:val="32"/>
+          <w:szCs w:val="32"/>
+          <w:u w:val="single"/>
+        </w:rPr>
+        <w:t>Tamil</w:t>
+      </w:r>
+      <w:r>
+        <w:rPr>
+          <w:b/>
+          <w:bCs/>
+          <w:sz w:val="32"/>
+          <w:szCs w:val="32"/>
+          <w:u w:val="single"/>
+        </w:rPr>
+        <w:t xml:space="preserve"> </w:t>
+      </w:r>
+      <w:r>
+        <w:rPr>
+          <w:b/>
+          <w:bCs/>
+          <w:sz w:val="32"/>
+          <w:szCs w:val="32"/>
+          <w:u w:val="single"/>
+        </w:rPr>
+        <w:t xml:space="preserve"> Corrections</w:t>
+      </w:r>
+      <w:proofErr w:type="gramEnd"/>
+      <w:r>
+        <w:rPr>
+          <w:b/>
+          <w:bCs/>
+          <w:sz w:val="32"/>
+          <w:szCs w:val="32"/>
+          <w:u w:val="single"/>
+        </w:rPr>
+        <w:t xml:space="preserve"> – Observed till 31st </w:t>
+      </w:r>
+      <w:proofErr w:type="gramStart"/>
+      <w:r>
+        <w:rPr>
+          <w:b/>
+          <w:bCs/>
+          <w:sz w:val="32"/>
+          <w:szCs w:val="32"/>
+          <w:u w:val="single"/>
+        </w:rPr>
+        <w:t>July  2026</w:t>
+      </w:r>
+      <w:proofErr w:type="gramEnd"/>
+    </w:p>
+    <w:p>
+      <w:pPr>
+        <w:spacing w:before="0" w:line="240" w:lineRule="auto"/>
+        <w:jc w:val="center"/>
+        <w:rPr>
+          <w:b/>
+          <w:bCs/>
+          <w:sz w:val="28"/>
+          <w:szCs w:val="32"/>
+        </w:rPr>
+      </w:pPr>
+      <w:r>
+        <w:rPr>
+          <w:b/>
+          <w:bCs/>
+          <w:sz w:val="28"/>
+          <w:szCs w:val="32"/>
+        </w:rPr>
+        <w:t>(ignore those which are already incorporated in your book’s version and date)</w:t>
+      </w:r>
+    </w:p>
+    <w:tbl>
+      <w:tblPr>
+        <w:tblW w:w="14395" w:type="dxa"/>
+        <w:tblInd w:w="-792" w:type="dxa"/>
+        <w:tblBorders>
+          <w:top w:val="single" w:sz="4" w:space="0" w:color="000000"/>
+          <w:left w:val="single" w:sz="4" w:space="0" w:color="000000"/>
+          <w:bottom w:val="single" w:sz="4" w:space="0" w:color="000000"/>
+          <w:right w:val="single" w:sz="4" w:space="0" w:color="000000"/>
+          <w:insideH w:val="single" w:sz="4" w:space="0" w:color="000000"/>
+          <w:insideV w:val="single" w:sz="4" w:space="0" w:color="000000"/>
+        </w:tblBorders>
+        <w:tblLook w:val="04A0" w:firstRow="1" w:lastRow="0" w:firstColumn="1" w:lastColumn="0" w:noHBand="0" w:noVBand="1"/>
+      </w:tblPr>
+      <w:tblGrid>
+        <w:gridCol w:w="7166"/>
+        <w:gridCol w:w="7229"/>
+      </w:tblGrid>
+      <w:tr>
+        <w:tc>
+          <w:tcPr>
+            <w:tcW w:w="7166" w:type="dxa"/>
+          </w:tcPr>
+          <w:p>
+            <w:pPr>
+              <w:spacing w:before="0" w:line="240" w:lineRule="auto"/>
+              <w:jc w:val="center"/>
+              <w:rPr>
+                <w:b/>
+                <w:sz w:val="32"/>
+                <w:szCs w:val="32"/>
+              </w:rPr>
+            </w:pPr>
+            <w:r>
+              <w:rPr>
+                <w:b/>
+                <w:sz w:val="32"/>
+                <w:szCs w:val="32"/>
+              </w:rPr>
+              <w:t>As Printed</w:t>
+            </w:r>
+          </w:p>
+        </w:tc>
+        <w:tc>
+          <w:tcPr>
+            <w:tcW w:w="7229" w:type="dxa"/>
+          </w:tcPr>
+          <w:p>
+            <w:pPr>
+              <w:spacing w:before="0" w:line="240" w:lineRule="auto"/>
+              <w:ind w:right="-18"/>
+              <w:jc w:val="center"/>
+              <w:rPr>
+                <w:b/>
+                <w:sz w:val="32"/>
+                <w:szCs w:val="32"/>
+              </w:rPr>
+            </w:pPr>
+            <w:r>
+              <w:rPr>
+                <w:b/>
+                <w:sz w:val="32"/>
+                <w:szCs w:val="32"/>
+              </w:rPr>
+              <w:t>To be read as or corrected as</w:t>
+            </w:r>
+            <w:r>
+              <w:rPr>
+                <w:b/>
+                <w:sz w:val="32"/>
+                <w:szCs w:val="32"/>
+              </w:rPr>
+              <w:t xml:space="preserve"> </w:t>
+            </w:r>
+          </w:p>
+        </w:tc>
+      </w:tr>
+      <w:tr>
+        <w:trPr>
+          <w:trHeight w:val="488"/>
+        </w:trPr>
+        <w:tc>
+          <w:tcPr>
+            <w:tcW w:w="7166" w:type="dxa"/>
+          </w:tcPr>
+          <w:p>
+            <w:pPr>
+              <w:widowControl w:val="0"/>
+              <w:autoSpaceDE w:val="0"/>
+              <w:autoSpaceDN w:val="0"/>
+              <w:adjustRightInd w:val="0"/>
+              <w:spacing w:before="0" w:line="240" w:lineRule="auto"/>
+              <w:rPr>
+                <w:rFonts w:cs="BRH Malayalam Extra"/>
+                <w:b/>
+                <w:bCs/>
+                <w:szCs w:val="40"/>
+              </w:rPr>
+            </w:pPr>
+            <w:r>
+              <w:rPr>
+                <w:rFonts w:cs="BRH Malayalam Extra"/>
+                <w:b/>
+                <w:bCs/>
+                <w:szCs w:val="40"/>
+              </w:rPr>
+              <w:t>NIL   NIL   Nil</w:t>
+            </w:r>
+          </w:p>
+        </w:tc>
+        <w:tc>
+          <w:tcPr>
+            <w:tcW w:w="7229" w:type="dxa"/>
+          </w:tcPr>
+          <w:p>
+            <w:pPr>
+              <w:widowControl w:val="0"/>
+              <w:autoSpaceDE w:val="0"/>
+              <w:autoSpaceDN w:val="0"/>
+              <w:adjustRightInd w:val="0"/>
+              <w:spacing w:before="0" w:line="240" w:lineRule="auto"/>
+              <w:rPr>
+                <w:rFonts w:cs="BRH Malayalam Extra"/>
+                <w:szCs w:val="40"/>
+              </w:rPr>
+            </w:pPr>
+            <w:r>
+              <w:rPr>
+                <w:rFonts w:cs="BRH Malayalam Extra"/>
+                <w:b/>
+                <w:bCs/>
+                <w:szCs w:val="40"/>
+              </w:rPr>
+              <w:t>NIL   NIL   Nil</w:t>
+            </w:r>
+          </w:p>
+        </w:tc>
+      </w:tr>
+    </w:tbl>
+    <w:p>
+      <w:pPr>
+        <w:spacing w:before="0" w:line="240" w:lineRule="auto"/>
+        <w:jc w:val="center"/>
+        <w:rPr>
+          <w:b/>
+          <w:bCs/>
+          <w:sz w:val="32"/>
+          <w:szCs w:val="32"/>
+          <w:u w:val="single"/>
+        </w:rPr>
+      </w:pPr>
+      <w:r>
+        <w:rPr>
+          <w:b/>
+          <w:bCs/>
+          <w:sz w:val="32"/>
+          <w:szCs w:val="32"/>
+          <w:u w:val="single"/>
+        </w:rPr>
+        <w:t>================</w:t>
+      </w:r>
+    </w:p>
+    <w:p>
+      <w:pPr>
+        <w:spacing w:before="0" w:line="240" w:lineRule="auto"/>
+        <w:jc w:val="center"/>
+        <w:rPr>
+          <w:b/>
+          <w:bCs/>
+          <w:sz w:val="32"/>
+          <w:szCs w:val="32"/>
+          <w:u w:val="single"/>
+        </w:rPr>
+      </w:pPr>
+    </w:p>
     <w:p>
       <w:pPr>
         <w:spacing w:before="0" w:line="240" w:lineRule="auto"/>
@@ -1563,7 +1866,6 @@
               <w:rPr>
                 <w:rFonts w:cs="BRH Malayalam Extra"/>
                 <w:szCs w:val="40"/>
-                <w:lang w:val="it-IT"/>
               </w:rPr>
             </w:pPr>
             <w:r>
@@ -1923,7 +2225,6 @@
               <w:rPr>
                 <w:rFonts w:cs="BRH Malayalam Extra"/>
                 <w:szCs w:val="40"/>
-                <w:lang w:val="it-IT"/>
               </w:rPr>
             </w:pPr>
             <w:r>
@@ -2503,7 +2804,7 @@
               <w:rPr>
                 <w:rFonts w:ascii="Latha" w:hAnsi="Latha" w:cs="Latha"/>
                 <w:szCs w:val="24"/>
-                <w:lang w:bidi="ta-IN"/>
+                <w:lang w:val="it-IT" w:bidi="ta-IN"/>
               </w:rPr>
             </w:pPr>
             <w:r>
@@ -2532,7 +2833,7 @@
               <w:rPr>
                 <w:rFonts w:ascii="Latha" w:hAnsi="Latha" w:cs="Latha"/>
                 <w:szCs w:val="24"/>
-                <w:lang w:bidi="ta-IN"/>
+                <w:lang w:val="it-IT" w:bidi="ta-IN"/>
               </w:rPr>
               <w:tab/>
             </w:r>
@@ -2553,7 +2854,7 @@
                 <w:b/>
                 <w:bCs/>
                 <w:szCs w:val="24"/>
-                <w:lang w:bidi="ta-IN"/>
+                <w:lang w:val="it-IT" w:bidi="ta-IN"/>
               </w:rPr>
               <w:t>.</w:t>
             </w:r>
@@ -2574,19 +2875,9 @@
                 <w:b/>
                 <w:bCs/>
                 <w:szCs w:val="24"/>
-                <w:lang w:bidi="ta-IN"/>
-              </w:rPr>
-              <w:t>.3</w:t>
-            </w:r>
-            <w:r>
-              <w:rPr>
-                <w:rFonts w:cs="Latha"/>
-                <w:b/>
-                <w:bCs/>
-                <w:szCs w:val="24"/>
-                <w:lang w:bidi="ta-IN"/>
-              </w:rPr>
-              <w:t>(</w:t>
+                <w:lang w:val="it-IT" w:bidi="ta-IN"/>
+              </w:rPr>
+              <w:t>.3(</w:t>
             </w:r>
             <w:r>
               <w:rPr>
@@ -2605,7 +2896,7 @@
                 <w:b/>
                 <w:bCs/>
                 <w:szCs w:val="24"/>
-                <w:lang w:bidi="ta-IN"/>
+                <w:lang w:val="it-IT" w:bidi="ta-IN"/>
               </w:rPr>
               <w:t>)</w:t>
             </w:r>
@@ -2613,7 +2904,7 @@
               <w:rPr>
                 <w:rFonts w:ascii="Latha" w:hAnsi="Latha" w:cs="Latha"/>
                 <w:szCs w:val="24"/>
-                <w:lang w:bidi="ta-IN"/>
+                <w:lang w:val="it-IT" w:bidi="ta-IN"/>
               </w:rPr>
               <w:t xml:space="preserve">-  </w:t>
             </w:r>
@@ -2632,7 +2923,7 @@
                 <w:b/>
                 <w:bCs/>
                 <w:szCs w:val="24"/>
-                <w:lang w:bidi="ta-IN"/>
+                <w:lang w:val="it-IT" w:bidi="ta-IN"/>
               </w:rPr>
               <w:t>†</w:t>
             </w:r>
@@ -2661,7 +2952,7 @@
               <w:rPr>
                 <w:rFonts w:ascii="Latha" w:hAnsi="Latha" w:cs="Latha"/>
                 <w:szCs w:val="24"/>
-                <w:lang w:bidi="ta-IN"/>
+                <w:lang w:val="it-IT" w:bidi="ta-IN"/>
               </w:rPr>
               <w:t>|</w:t>
             </w:r>
@@ -2692,7 +2983,7 @@
                 <w:b/>
                 <w:bCs/>
                 <w:szCs w:val="24"/>
-                <w:lang w:bidi="ta-IN"/>
+                <w:lang w:val="it-IT" w:bidi="ta-IN"/>
               </w:rPr>
               <w:t>†</w:t>
             </w:r>
@@ -2723,7 +3014,7 @@
                 <w:b/>
                 <w:bCs/>
                 <w:szCs w:val="28"/>
-                <w:lang w:bidi="ta-IN"/>
+                <w:lang w:val="it-IT" w:bidi="ta-IN"/>
               </w:rPr>
               <w:t>…</w:t>
             </w:r>
@@ -2743,15 +3034,15 @@
                 <w:b/>
                 <w:bCs/>
                 <w:szCs w:val="28"/>
-                <w:lang w:bidi="ta-IN"/>
-              </w:rPr>
-              <w:t>…</w:t>
-            </w:r>
-            <w:r>
-              <w:rPr>
-                <w:rFonts w:ascii="Latha" w:hAnsi="Latha" w:cs="Latha"/>
-                <w:szCs w:val="24"/>
-                <w:lang w:bidi="ta-IN"/>
+                <w:lang w:val="it-IT" w:bidi="ta-IN"/>
+              </w:rPr>
+              <w:t>…</w:t>
+            </w:r>
+            <w:r>
+              <w:rPr>
+                <w:rFonts w:ascii="Latha" w:hAnsi="Latha" w:cs="Latha"/>
+                <w:szCs w:val="24"/>
+                <w:lang w:val="it-IT" w:bidi="ta-IN"/>
               </w:rPr>
               <w:t xml:space="preserve"> </w:t>
             </w:r>
@@ -2768,7 +3059,7 @@
               <w:rPr>
                 <w:rFonts w:ascii="Latha" w:hAnsi="Latha" w:cs="Latha"/>
                 <w:szCs w:val="24"/>
-                <w:lang w:bidi="ta-IN"/>
+                <w:lang w:val="it-IT" w:bidi="ta-IN"/>
               </w:rPr>
               <w:t xml:space="preserve">- </w:t>
             </w:r>
@@ -2787,7 +3078,7 @@
                 <w:b/>
                 <w:bCs/>
                 <w:szCs w:val="28"/>
-                <w:lang w:bidi="ta-IN"/>
+                <w:lang w:val="it-IT" w:bidi="ta-IN"/>
               </w:rPr>
               <w:t>…</w:t>
             </w:r>
@@ -2806,7 +3097,7 @@
                 <w:b/>
                 <w:bCs/>
                 <w:szCs w:val="28"/>
-                <w:lang w:bidi="ta-IN"/>
+                <w:lang w:val="it-IT" w:bidi="ta-IN"/>
               </w:rPr>
               <w:t>…</w:t>
             </w:r>
@@ -2825,7 +3116,7 @@
                 <w:b/>
                 <w:bCs/>
                 <w:szCs w:val="28"/>
-                <w:lang w:bidi="ta-IN"/>
+                <w:lang w:val="it-IT" w:bidi="ta-IN"/>
               </w:rPr>
               <w:t>…</w:t>
             </w:r>
@@ -2844,17 +3135,25 @@
                 <w:b/>
                 <w:bCs/>
                 <w:szCs w:val="28"/>
-                <w:lang w:bidi="ta-IN"/>
-              </w:rPr>
-              <w:t>…</w:t>
-            </w:r>
-            <w:r>
-              <w:rPr>
-                <w:rFonts w:ascii="Latha" w:hAnsi="Latha" w:cs="Latha"/>
-                <w:szCs w:val="24"/>
-                <w:lang w:bidi="ta-IN"/>
-              </w:rPr>
-              <w:t xml:space="preserve"> | </w:t>
+                <w:lang w:val="it-IT" w:bidi="ta-IN"/>
+              </w:rPr>
+              <w:t>…</w:t>
+            </w:r>
+            <w:r>
+              <w:rPr>
+                <w:rFonts w:ascii="Latha" w:hAnsi="Latha" w:cs="Latha"/>
+                <w:szCs w:val="24"/>
+                <w:lang w:val="it-IT" w:bidi="ta-IN"/>
+              </w:rPr>
+              <w:t xml:space="preserve"> </w:t>
+            </w:r>
+            <w:r>
+              <w:rPr>
+                <w:rFonts w:ascii="Latha" w:hAnsi="Latha" w:cs="Latha"/>
+                <w:szCs w:val="24"/>
+                <w:lang w:bidi="ta-IN"/>
+              </w:rPr>
+              <w:t xml:space="preserve">| </w:t>
             </w:r>
           </w:p>
           <w:p>
@@ -2907,7 +3206,7 @@
                 <w:b/>
                 <w:bCs/>
                 <w:szCs w:val="24"/>
-                <w:lang w:val="it-IT" w:bidi="ta-IN"/>
+                <w:lang w:bidi="ta-IN"/>
               </w:rPr>
               <w:t>)</w:t>
             </w:r>
@@ -2915,7 +3214,7 @@
               <w:rPr>
                 <w:rFonts w:cs="Arial"/>
                 <w:szCs w:val="24"/>
-                <w:lang w:val="it-IT" w:bidi="ta-IN"/>
+                <w:lang w:bidi="ta-IN"/>
               </w:rPr>
               <w:tab/>
             </w:r>
@@ -2936,7 +3235,7 @@
                 <w:b/>
                 <w:bCs/>
                 <w:szCs w:val="24"/>
-                <w:lang w:val="it-IT" w:bidi="ta-IN"/>
+                <w:lang w:bidi="ta-IN"/>
               </w:rPr>
               <w:t>.</w:t>
             </w:r>
@@ -2957,7 +3256,7 @@
                 <w:b/>
                 <w:bCs/>
                 <w:szCs w:val="24"/>
-                <w:lang w:val="it-IT" w:bidi="ta-IN"/>
+                <w:lang w:bidi="ta-IN"/>
               </w:rPr>
               <w:t>.4(</w:t>
             </w:r>
@@ -2978,7 +3277,7 @@
                 <w:b/>
                 <w:bCs/>
                 <w:szCs w:val="24"/>
-                <w:lang w:val="it-IT" w:bidi="ta-IN"/>
+                <w:lang w:bidi="ta-IN"/>
               </w:rPr>
               <w:t>)</w:t>
             </w:r>
@@ -2986,7 +3285,7 @@
               <w:rPr>
                 <w:rFonts w:cs="Arial"/>
                 <w:szCs w:val="24"/>
-                <w:lang w:val="it-IT" w:bidi="ta-IN"/>
+                <w:lang w:bidi="ta-IN"/>
               </w:rPr>
               <w:t>-</w:t>
             </w:r>
@@ -3005,7 +3304,7 @@
                 <w:b/>
                 <w:bCs/>
                 <w:szCs w:val="24"/>
-                <w:lang w:val="it-IT" w:bidi="ta-IN"/>
+                <w:lang w:bidi="ta-IN"/>
               </w:rPr>
               <w:t>†</w:t>
             </w:r>
@@ -3077,7 +3376,7 @@
                 <w:b/>
                 <w:bCs/>
                 <w:szCs w:val="24"/>
-                <w:lang w:val="it-IT" w:bidi="ta-IN"/>
+                <w:lang w:bidi="ta-IN"/>
               </w:rPr>
               <w:t>†</w:t>
             </w:r>
@@ -3085,7 +3384,7 @@
               <w:rPr>
                 <w:rFonts w:ascii="Latha" w:hAnsi="Latha" w:cs="Latha"/>
                 <w:szCs w:val="24"/>
-                <w:lang w:val="it-IT" w:bidi="ta-IN"/>
+                <w:lang w:bidi="ta-IN"/>
               </w:rPr>
               <w:t xml:space="preserve"> </w:t>
             </w:r>
@@ -3095,7 +3394,7 @@
                 <w:b/>
                 <w:bCs/>
                 <w:szCs w:val="24"/>
-                <w:lang w:val="it-IT" w:bidi="ta-IN"/>
+                <w:lang w:bidi="ta-IN"/>
               </w:rPr>
               <w:t>Å</w:t>
             </w:r>
@@ -3112,7 +3411,7 @@
               <w:rPr>
                 <w:rFonts w:ascii="Latha" w:hAnsi="Latha" w:cs="Latha"/>
                 <w:szCs w:val="24"/>
-                <w:lang w:val="it-IT" w:bidi="ta-IN"/>
+                <w:lang w:bidi="ta-IN"/>
               </w:rPr>
               <w:t xml:space="preserve"> and </w:t>
             </w:r>
@@ -3131,7 +3430,7 @@
                 <w:b/>
                 <w:bCs/>
                 <w:szCs w:val="24"/>
-                <w:lang w:val="it-IT" w:bidi="ta-IN"/>
+                <w:lang w:bidi="ta-IN"/>
               </w:rPr>
               <w:t>†</w:t>
             </w:r>
@@ -3203,7 +3502,7 @@
                 <w:b/>
                 <w:bCs/>
                 <w:szCs w:val="24"/>
-                <w:lang w:val="it-IT" w:bidi="ta-IN"/>
+                <w:lang w:bidi="ta-IN"/>
               </w:rPr>
               <w:t>†</w:t>
             </w:r>
@@ -3211,7 +3510,7 @@
               <w:rPr>
                 <w:rFonts w:ascii="Latha" w:hAnsi="Latha" w:cs="Latha"/>
                 <w:szCs w:val="24"/>
-                <w:lang w:val="it-IT" w:bidi="ta-IN"/>
+                <w:lang w:bidi="ta-IN"/>
               </w:rPr>
               <w:t xml:space="preserve"> </w:t>
             </w:r>
@@ -3221,7 +3520,7 @@
                 <w:b/>
                 <w:bCs/>
                 <w:szCs w:val="24"/>
-                <w:lang w:val="it-IT" w:bidi="ta-IN"/>
+                <w:lang w:bidi="ta-IN"/>
               </w:rPr>
               <w:t>Å</w:t>
             </w:r>
@@ -3238,7 +3537,7 @@
               <w:rPr>
                 <w:rFonts w:ascii="Latha" w:hAnsi="Latha" w:cs="Latha"/>
                 <w:szCs w:val="24"/>
-                <w:lang w:val="it-IT" w:bidi="ta-IN"/>
+                <w:lang w:bidi="ta-IN"/>
               </w:rPr>
               <w:t>|</w:t>
             </w:r>
@@ -3635,6 +3934,9 @@
         </w:tc>
       </w:tr>
       <w:tr>
+        <w:trPr>
+          <w:trHeight w:val="1368"/>
+        </w:trPr>
         <w:tc>
           <w:tcPr>
             <w:tcW w:w="7166" w:type="dxa"/>
@@ -3660,6 +3962,7 @@
                 <w:cs/>
                 <w:lang w:bidi="ta-IN"/>
               </w:rPr>
+              <w:lastRenderedPageBreak/>
               <w:t>24</w:t>
             </w:r>
             <w:r>
@@ -4889,7 +5192,6 @@
                 <w:cs/>
                 <w:lang w:bidi="ta-IN"/>
               </w:rPr>
-              <w:lastRenderedPageBreak/>
               <w:t>23</w:t>
             </w:r>
             <w:r>
@@ -7361,7 +7663,7 @@
               <w:autoSpaceDN w:val="0"/>
               <w:adjustRightInd w:val="0"/>
               <w:rPr>
-                <w:rFonts w:ascii="Latha" w:hAnsi="Latha" w:cs="Latha" w:hint="cs"/>
+                <w:rFonts w:ascii="Latha" w:hAnsi="Latha" w:cs="Latha"/>
                 <w:szCs w:val="24"/>
                 <w:lang w:bidi="ta-IN"/>
               </w:rPr>
@@ -8040,6 +8342,7 @@
                 <w:cs/>
                 <w:lang w:bidi="ta-IN"/>
               </w:rPr>
+              <w:lastRenderedPageBreak/>
               <w:t>பரா</w:t>
             </w:r>
             <w:r>
@@ -8570,6 +8873,7 @@
                 <w:cs/>
                 <w:lang w:bidi="ta-IN"/>
               </w:rPr>
+              <w:lastRenderedPageBreak/>
               <w:t>19)</w:t>
             </w:r>
             <w:r>
@@ -10457,6 +10761,7 @@
                 <w:cs/>
                 <w:lang w:bidi="ta-IN"/>
               </w:rPr>
+              <w:lastRenderedPageBreak/>
               <w:t>பரா</w:t>
             </w:r>
             <w:r>
@@ -14725,6 +15030,7 @@
                 <w:cs/>
                 <w:lang w:bidi="ta-IN"/>
               </w:rPr>
+              <w:lastRenderedPageBreak/>
               <w:t>9)</w:t>
             </w:r>
             <w:r>
@@ -15443,7 +15749,6 @@
                 <w:cs/>
                 <w:lang w:bidi="ta-IN"/>
               </w:rPr>
-              <w:lastRenderedPageBreak/>
               <w:t>42</w:t>
             </w:r>
             <w:r>
@@ -19725,6 +20030,7 @@
                 <w:cs/>
                 <w:lang w:bidi="ta-IN"/>
               </w:rPr>
+              <w:lastRenderedPageBreak/>
               <w:t>1</w:t>
             </w:r>
             <w:r>
@@ -20056,7 +20362,6 @@
                 <w:cs/>
                 <w:lang w:bidi="ta-IN"/>
               </w:rPr>
-              <w:lastRenderedPageBreak/>
               <w:t>அ</w:t>
             </w:r>
             <w:r>
@@ -21445,7 +21750,6 @@
                 <w:cs/>
                 <w:lang w:bidi="ta-IN"/>
               </w:rPr>
-              <w:lastRenderedPageBreak/>
               <w:t>1</w:t>
             </w:r>
             <w:r>
@@ -21777,7 +22081,6 @@
                 <w:cs/>
                 <w:lang w:bidi="ta-IN"/>
               </w:rPr>
-              <w:lastRenderedPageBreak/>
               <w:t>அ</w:t>
             </w:r>
             <w:r>
@@ -23185,7 +23488,6 @@
                 <w:cs/>
                 <w:lang w:bidi="ta-IN"/>
               </w:rPr>
-              <w:lastRenderedPageBreak/>
               <w:t>27</w:t>
             </w:r>
             <w:r>
@@ -24534,7 +24836,7 @@
       </w:tr>
       <w:tr>
         <w:trPr>
-          <w:trHeight w:val="1403"/>
+          <w:trHeight w:val="1935"/>
         </w:trPr>
         <w:tc>
           <w:tcPr>
@@ -24560,6 +24862,7 @@
                 <w:cs/>
                 <w:lang w:bidi="ta-IN"/>
               </w:rPr>
+              <w:lastRenderedPageBreak/>
               <w:t>6</w:t>
             </w:r>
             <w:r>
@@ -24860,7 +25163,6 @@
                 <w:cs/>
                 <w:lang w:bidi="ta-IN"/>
               </w:rPr>
-              <w:lastRenderedPageBreak/>
               <w:t>க்</w:t>
             </w:r>
             <w:r>
@@ -25462,7 +25764,6 @@
                 <w:cs/>
                 <w:lang w:bidi="ta-IN"/>
               </w:rPr>
-              <w:lastRenderedPageBreak/>
               <w:t>6</w:t>
             </w:r>
             <w:r>
@@ -25763,7 +26064,6 @@
                 <w:cs/>
                 <w:lang w:bidi="ta-IN"/>
               </w:rPr>
-              <w:lastRenderedPageBreak/>
               <w:t>க்</w:t>
             </w:r>
             <w:r>
@@ -26345,7 +26645,6 @@
                 <w:cs/>
                 <w:lang w:bidi="ta-IN"/>
               </w:rPr>
-              <w:lastRenderedPageBreak/>
               <w:t>5</w:t>
             </w:r>
             <w:r>
@@ -26723,7 +27022,6 @@
                 <w:rFonts w:cs="BRH Devanagari Extra"/>
                 <w:color w:val="000000"/>
                 <w:szCs w:val="40"/>
-                <w:lang w:val="it-IT"/>
               </w:rPr>
             </w:pPr>
           </w:p>
@@ -27287,6 +27585,7 @@
               </w:rPr>
               <w:t>4)</w:t>
             </w:r>
+            <w:proofErr w:type="gramStart"/>
             <w:r>
               <w:rPr>
                 <w:rFonts w:ascii="Latha" w:hAnsi="Latha" w:cs="Latha"/>
@@ -27304,6 +27603,7 @@
               </w:rPr>
               <w:t>அ</w:t>
             </w:r>
+            <w:proofErr w:type="gramEnd"/>
             <w:r>
               <w:rPr>
                 <w:rFonts w:ascii="BRH Tamil Tab Extra" w:hAnsi="BRH Tamil Tab Extra" w:cs="Latha"/>
@@ -27571,7 +27871,6 @@
                 <w:rFonts w:cs="BRH Devanagari Extra"/>
                 <w:color w:val="000000"/>
                 <w:szCs w:val="40"/>
-                <w:lang w:val="it-IT"/>
               </w:rPr>
             </w:pPr>
           </w:p>
@@ -27693,6 +27992,7 @@
               </w:rPr>
               <w:t>4)</w:t>
             </w:r>
+            <w:proofErr w:type="gramStart"/>
             <w:r>
               <w:rPr>
                 <w:rFonts w:ascii="Latha" w:hAnsi="Latha" w:cs="Latha"/>
@@ -27710,6 +28010,7 @@
               </w:rPr>
               <w:t>அ</w:t>
             </w:r>
+            <w:proofErr w:type="gramEnd"/>
             <w:r>
               <w:rPr>
                 <w:rFonts w:ascii="BRH Tamil Tab Extra" w:hAnsi="BRH Tamil Tab Extra" w:cs="Latha"/>
@@ -27800,7 +28101,6 @@
                 <w:rFonts w:cs="BRH Devanagari Extra"/>
                 <w:color w:val="000000"/>
                 <w:szCs w:val="40"/>
-                <w:lang w:val="it-IT"/>
               </w:rPr>
             </w:pPr>
             <w:r>
@@ -29256,7 +29556,6 @@
                 <w:rFonts w:cs="BRH Devanagari Extra"/>
                 <w:color w:val="000000"/>
                 <w:szCs w:val="40"/>
-                <w:lang w:val="it-IT"/>
               </w:rPr>
             </w:pPr>
             <w:r>
@@ -30850,7 +31149,6 @@
                 <w:rFonts w:cs="BRH Devanagari Extra"/>
                 <w:color w:val="000000"/>
                 <w:szCs w:val="40"/>
-                <w:lang w:val="it-IT"/>
               </w:rPr>
             </w:pPr>
             <w:r>
@@ -40595,7 +40893,6 @@
                 <w:rFonts w:cs="BRH Malayalam Extra"/>
                 <w:color w:val="000000"/>
                 <w:szCs w:val="40"/>
-                <w:lang w:val="it-IT"/>
               </w:rPr>
             </w:pPr>
           </w:p>
@@ -41047,7 +41344,6 @@
                 <w:rFonts w:cs="BRH Malayalam Extra"/>
                 <w:color w:val="000000"/>
                 <w:szCs w:val="40"/>
-                <w:lang w:val="it-IT"/>
               </w:rPr>
             </w:pPr>
           </w:p>
@@ -41280,7 +41576,6 @@
                 <w:rFonts w:cs="BRH Malayalam Extra"/>
                 <w:color w:val="000000"/>
                 <w:szCs w:val="40"/>
-                <w:lang w:val="it-IT"/>
               </w:rPr>
             </w:pPr>
             <w:r>
@@ -41682,7 +41977,6 @@
                 <w:rFonts w:cs="BRH Malayalam Extra"/>
                 <w:color w:val="000000"/>
                 <w:szCs w:val="40"/>
-                <w:lang w:val="it-IT"/>
               </w:rPr>
             </w:pPr>
             <w:r>
@@ -42271,7 +42565,7 @@
               <w:rPr>
                 <w:rFonts w:ascii="Latha" w:hAnsi="Latha" w:cs="Latha"/>
                 <w:szCs w:val="24"/>
-                <w:lang w:bidi="ta-IN"/>
+                <w:lang w:val="it-IT" w:bidi="ta-IN"/>
               </w:rPr>
             </w:pPr>
             <w:r>
@@ -42300,7 +42594,7 @@
               <w:rPr>
                 <w:rFonts w:ascii="Latha" w:hAnsi="Latha" w:cs="Latha"/>
                 <w:szCs w:val="24"/>
-                <w:lang w:bidi="ta-IN"/>
+                <w:lang w:val="it-IT" w:bidi="ta-IN"/>
               </w:rPr>
               <w:tab/>
             </w:r>
@@ -42321,29 +42615,9 @@
                 <w:b/>
                 <w:bCs/>
                 <w:szCs w:val="24"/>
-                <w:lang w:bidi="ta-IN"/>
-              </w:rPr>
-              <w:t>.9</w:t>
-            </w:r>
-            <w:r>
-              <w:rPr>
-                <w:rFonts w:cs="Latha"/>
-                <w:b/>
-                <w:bCs/>
-                <w:szCs w:val="24"/>
-                <w:lang w:bidi="ta-IN"/>
-              </w:rPr>
-              <w:t>.3</w:t>
-            </w:r>
-            <w:r>
-              <w:rPr>
-                <w:rFonts w:cs="Latha"/>
-                <w:b/>
-                <w:bCs/>
-                <w:szCs w:val="24"/>
-                <w:lang w:bidi="ta-IN"/>
-              </w:rPr>
-              <w:t>(</w:t>
+                <w:lang w:val="it-IT" w:bidi="ta-IN"/>
+              </w:rPr>
+              <w:t>.9.3(</w:t>
             </w:r>
             <w:r>
               <w:rPr>
@@ -42371,7 +42645,7 @@
               <w:rPr>
                 <w:rFonts w:ascii="Latha" w:hAnsi="Latha" w:cs="Latha"/>
                 <w:szCs w:val="24"/>
-                <w:lang w:bidi="ta-IN"/>
+                <w:lang w:val="it-IT" w:bidi="ta-IN"/>
               </w:rPr>
               <w:t xml:space="preserve">-  </w:t>
             </w:r>
@@ -42390,7 +42664,7 @@
                 <w:b/>
                 <w:bCs/>
                 <w:szCs w:val="24"/>
-                <w:lang w:bidi="ta-IN"/>
+                <w:lang w:val="it-IT" w:bidi="ta-IN"/>
               </w:rPr>
               <w:t>†</w:t>
             </w:r>
@@ -42419,7 +42693,7 @@
               <w:rPr>
                 <w:rFonts w:ascii="Latha" w:hAnsi="Latha" w:cs="Latha"/>
                 <w:szCs w:val="24"/>
-                <w:lang w:bidi="ta-IN"/>
+                <w:lang w:val="it-IT" w:bidi="ta-IN"/>
               </w:rPr>
               <w:t>|</w:t>
             </w:r>
@@ -42450,7 +42724,7 @@
                 <w:b/>
                 <w:bCs/>
                 <w:szCs w:val="24"/>
-                <w:lang w:bidi="ta-IN"/>
+                <w:lang w:val="it-IT" w:bidi="ta-IN"/>
               </w:rPr>
               <w:t>†</w:t>
             </w:r>
@@ -42481,7 +42755,7 @@
                 <w:b/>
                 <w:bCs/>
                 <w:szCs w:val="28"/>
-                <w:lang w:bidi="ta-IN"/>
+                <w:lang w:val="it-IT" w:bidi="ta-IN"/>
               </w:rPr>
               <w:t>…</w:t>
             </w:r>
@@ -42510,15 +42784,15 @@
                 <w:b/>
                 <w:bCs/>
                 <w:szCs w:val="28"/>
-                <w:lang w:bidi="ta-IN"/>
-              </w:rPr>
-              <w:t>…</w:t>
-            </w:r>
-            <w:r>
-              <w:rPr>
-                <w:rFonts w:ascii="Latha" w:hAnsi="Latha" w:cs="Latha"/>
-                <w:szCs w:val="24"/>
-                <w:lang w:bidi="ta-IN"/>
+                <w:lang w:val="it-IT" w:bidi="ta-IN"/>
+              </w:rPr>
+              <w:t>…</w:t>
+            </w:r>
+            <w:r>
+              <w:rPr>
+                <w:rFonts w:ascii="Latha" w:hAnsi="Latha" w:cs="Latha"/>
+                <w:szCs w:val="24"/>
+                <w:lang w:val="it-IT" w:bidi="ta-IN"/>
               </w:rPr>
               <w:t xml:space="preserve"> </w:t>
             </w:r>
@@ -42535,7 +42809,7 @@
               <w:rPr>
                 <w:rFonts w:ascii="Latha" w:hAnsi="Latha" w:cs="Latha"/>
                 <w:szCs w:val="24"/>
-                <w:lang w:bidi="ta-IN"/>
+                <w:lang w:val="it-IT" w:bidi="ta-IN"/>
               </w:rPr>
               <w:t xml:space="preserve">- </w:t>
             </w:r>
@@ -42554,7 +42828,7 @@
                 <w:b/>
                 <w:bCs/>
                 <w:szCs w:val="28"/>
-                <w:lang w:bidi="ta-IN"/>
+                <w:lang w:val="it-IT" w:bidi="ta-IN"/>
               </w:rPr>
               <w:t>…</w:t>
             </w:r>
@@ -42573,7 +42847,7 @@
                 <w:b/>
                 <w:bCs/>
                 <w:szCs w:val="28"/>
-                <w:lang w:bidi="ta-IN"/>
+                <w:lang w:val="it-IT" w:bidi="ta-IN"/>
               </w:rPr>
               <w:t>…</w:t>
             </w:r>
@@ -42592,7 +42866,7 @@
                 <w:b/>
                 <w:bCs/>
                 <w:szCs w:val="28"/>
-                <w:lang w:bidi="ta-IN"/>
+                <w:lang w:val="it-IT" w:bidi="ta-IN"/>
               </w:rPr>
               <w:t>…</w:t>
             </w:r>
@@ -42611,17 +42885,25 @@
                 <w:b/>
                 <w:bCs/>
                 <w:szCs w:val="28"/>
-                <w:lang w:bidi="ta-IN"/>
-              </w:rPr>
-              <w:t>…</w:t>
-            </w:r>
-            <w:r>
-              <w:rPr>
-                <w:rFonts w:ascii="Latha" w:hAnsi="Latha" w:cs="Latha"/>
-                <w:szCs w:val="24"/>
-                <w:lang w:bidi="ta-IN"/>
-              </w:rPr>
-              <w:t xml:space="preserve"> | </w:t>
+                <w:lang w:val="it-IT" w:bidi="ta-IN"/>
+              </w:rPr>
+              <w:t>…</w:t>
+            </w:r>
+            <w:r>
+              <w:rPr>
+                <w:rFonts w:ascii="Latha" w:hAnsi="Latha" w:cs="Latha"/>
+                <w:szCs w:val="24"/>
+                <w:lang w:val="it-IT" w:bidi="ta-IN"/>
+              </w:rPr>
+              <w:t xml:space="preserve"> </w:t>
+            </w:r>
+            <w:r>
+              <w:rPr>
+                <w:rFonts w:ascii="Latha" w:hAnsi="Latha" w:cs="Latha"/>
+                <w:szCs w:val="24"/>
+                <w:lang w:bidi="ta-IN"/>
+              </w:rPr>
+              <w:t xml:space="preserve">| </w:t>
             </w:r>
           </w:p>
           <w:p>
@@ -42859,7 +43141,6 @@
                 <w:rFonts w:cs="BRH Devanagari Extra"/>
                 <w:color w:val="000000"/>
                 <w:szCs w:val="40"/>
-                <w:lang w:val="it-IT"/>
               </w:rPr>
             </w:pPr>
             <w:r>
@@ -43249,7 +43530,6 @@
                 <w:rFonts w:cs="BRH Devanagari Extra"/>
                 <w:color w:val="000000"/>
                 <w:szCs w:val="40"/>
-                <w:lang w:val="it-IT"/>
               </w:rPr>
             </w:pPr>
             <w:r>
@@ -43713,7 +43993,6 @@
                 <w:rFonts w:cs="BRH Devanagari Extra"/>
                 <w:color w:val="000000"/>
                 <w:szCs w:val="40"/>
-                <w:lang w:val="it-IT"/>
               </w:rPr>
             </w:pPr>
             <w:r>
@@ -44164,7 +44443,6 @@
                 <w:rFonts w:cs="BRH Devanagari Extra"/>
                 <w:color w:val="000000"/>
                 <w:szCs w:val="40"/>
-                <w:lang w:val="it-IT"/>
               </w:rPr>
             </w:pPr>
             <w:r>
@@ -45342,7 +45620,6 @@
                 <w:rFonts w:cs="BRH Devanagari Extra"/>
                 <w:color w:val="000000"/>
                 <w:szCs w:val="40"/>
-                <w:lang w:val="it-IT"/>
               </w:rPr>
             </w:pPr>
             <w:r>
@@ -46805,7 +47082,6 @@
                 <w:rFonts w:cs="BRH Devanagari Extra"/>
                 <w:color w:val="000000"/>
                 <w:szCs w:val="40"/>
-                <w:lang w:val="it-IT"/>
               </w:rPr>
             </w:pPr>
             <w:r>
@@ -47276,7 +47552,6 @@
                 <w:color w:val="000000"/>
                 <w:sz w:val="32"/>
                 <w:szCs w:val="40"/>
-                <w:lang w:val="it-IT"/>
               </w:rPr>
               <w:t xml:space="preserve"> </w:t>
             </w:r>
@@ -47467,7 +47742,6 @@
                 <w:rFonts w:cs="BRH Malayalam Extra"/>
                 <w:color w:val="000000"/>
                 <w:szCs w:val="40"/>
-                <w:lang w:val="it-IT"/>
               </w:rPr>
             </w:pPr>
             <w:r>
@@ -47762,7 +48036,6 @@
                 <w:rFonts w:cs="BRH Malayalam Extra"/>
                 <w:color w:val="000000"/>
                 <w:szCs w:val="40"/>
-                <w:lang w:val="it-IT"/>
               </w:rPr>
             </w:pPr>
             <w:r>
@@ -48177,7 +48450,6 @@
                 <w:rFonts w:cs="BRH Devanagari Extra"/>
                 <w:color w:val="000000"/>
                 <w:szCs w:val="40"/>
-                <w:lang w:val="it-IT"/>
               </w:rPr>
             </w:pPr>
             <w:r>
@@ -48639,7 +48911,6 @@
                 <w:rFonts w:cs="BRH Devanagari Extra"/>
                 <w:color w:val="000000"/>
                 <w:szCs w:val="40"/>
-                <w:lang w:val="it-IT"/>
               </w:rPr>
             </w:pPr>
             <w:r>
@@ -48825,7 +49096,6 @@
                 <w:color w:val="000000"/>
                 <w:sz w:val="32"/>
                 <w:szCs w:val="40"/>
-                <w:lang w:val="it-IT"/>
               </w:rPr>
               <w:t xml:space="preserve"> </w:t>
             </w:r>
@@ -49077,7 +49347,6 @@
                 <w:color w:val="000000"/>
                 <w:sz w:val="32"/>
                 <w:szCs w:val="40"/>
-                <w:lang w:val="it-IT"/>
               </w:rPr>
             </w:pPr>
             <w:r>
@@ -49240,7 +49509,6 @@
                 <w:color w:val="000000"/>
                 <w:sz w:val="32"/>
                 <w:szCs w:val="40"/>
-                <w:lang w:val="it-IT"/>
               </w:rPr>
               <w:t xml:space="preserve"> </w:t>
             </w:r>
@@ -49256,7 +49524,6 @@
                 <w:rFonts w:cs="BRH Malayalam Extra"/>
                 <w:color w:val="000000"/>
                 <w:szCs w:val="40"/>
-                <w:lang w:val="it-IT"/>
               </w:rPr>
             </w:pPr>
           </w:p>
@@ -49499,7 +49766,6 @@
                 <w:rFonts w:cs="BRH Malayalam Extra"/>
                 <w:color w:val="000000"/>
                 <w:szCs w:val="40"/>
-                <w:lang w:val="it-IT"/>
               </w:rPr>
             </w:pPr>
             <w:r>
@@ -49664,7 +49930,7 @@
         <w:trPr>
           <w:gridAfter w:val="1"/>
           <w:wAfter w:w="142" w:type="dxa"/>
-          <w:trHeight w:val="1132"/>
+          <w:trHeight w:val="2824"/>
         </w:trPr>
         <w:tc>
           <w:tcPr>
@@ -50043,7 +50309,6 @@
                 <w:color w:val="000000"/>
                 <w:sz w:val="32"/>
                 <w:szCs w:val="40"/>
-                <w:lang w:val="it-IT"/>
               </w:rPr>
             </w:pPr>
             <w:r>
@@ -50744,7 +51009,6 @@
                 <w:color w:val="000000"/>
                 <w:sz w:val="32"/>
                 <w:szCs w:val="40"/>
-                <w:lang w:val="it-IT"/>
               </w:rPr>
               <w:t xml:space="preserve"> </w:t>
             </w:r>
@@ -50760,7 +51024,6 @@
                 <w:rFonts w:cs="BRH Malayalam Extra"/>
                 <w:color w:val="000000"/>
                 <w:szCs w:val="40"/>
-                <w:lang w:val="it-IT"/>
               </w:rPr>
             </w:pPr>
           </w:p>
@@ -51142,7 +51405,6 @@
                 <w:color w:val="000000"/>
                 <w:sz w:val="32"/>
                 <w:szCs w:val="40"/>
-                <w:lang w:val="it-IT"/>
               </w:rPr>
             </w:pPr>
             <w:r>
@@ -51843,7 +52105,6 @@
                 <w:color w:val="000000"/>
                 <w:sz w:val="32"/>
                 <w:szCs w:val="40"/>
-                <w:lang w:val="it-IT"/>
               </w:rPr>
               <w:t xml:space="preserve"> </w:t>
             </w:r>
@@ -51859,7 +52120,6 @@
                 <w:rFonts w:cs="BRH Malayalam Extra"/>
                 <w:color w:val="000000"/>
                 <w:szCs w:val="40"/>
-                <w:lang w:val="it-IT"/>
               </w:rPr>
             </w:pPr>
           </w:p>
@@ -52058,7 +52318,6 @@
                 <w:rFonts w:cs="BRH Malayalam Extra"/>
                 <w:color w:val="000000"/>
                 <w:szCs w:val="40"/>
-                <w:lang w:val="it-IT"/>
               </w:rPr>
             </w:pPr>
             <w:r>
@@ -52365,7 +52624,6 @@
                 <w:color w:val="000000"/>
                 <w:sz w:val="32"/>
                 <w:szCs w:val="40"/>
-                <w:lang w:val="it-IT"/>
               </w:rPr>
             </w:pPr>
             <w:r>
@@ -52459,7 +52717,6 @@
                 <w:color w:val="000000"/>
                 <w:sz w:val="32"/>
                 <w:szCs w:val="40"/>
-                <w:lang w:val="it-IT"/>
               </w:rPr>
               <w:t xml:space="preserve"> </w:t>
             </w:r>
@@ -52475,7 +52732,6 @@
                 <w:rFonts w:cs="BRH Malayalam Extra"/>
                 <w:color w:val="000000"/>
                 <w:szCs w:val="40"/>
-                <w:lang w:val="it-IT"/>
               </w:rPr>
             </w:pPr>
           </w:p>
@@ -52798,7 +53054,6 @@
                 <w:rFonts w:cs="BRH Malayalam Extra"/>
                 <w:color w:val="000000"/>
                 <w:szCs w:val="40"/>
-                <w:lang w:val="it-IT"/>
               </w:rPr>
             </w:pPr>
             <w:r>
@@ -53278,7 +53533,6 @@
                 <w:rFonts w:cs="BRH Malayalam Extra"/>
                 <w:color w:val="000000"/>
                 <w:szCs w:val="40"/>
-                <w:lang w:val="it-IT"/>
               </w:rPr>
             </w:pPr>
             <w:bookmarkStart w:id="11" w:name="_Hlk136641222"/>
@@ -53969,7 +54223,6 @@
                 <w:rFonts w:cs="BRH Malayalam Extra"/>
                 <w:color w:val="000000"/>
                 <w:szCs w:val="40"/>
-                <w:lang w:val="it-IT"/>
               </w:rPr>
             </w:pPr>
           </w:p>
@@ -54478,7 +54731,6 @@
                 <w:rFonts w:cs="BRH Malayalam Extra"/>
                 <w:color w:val="000000"/>
                 <w:szCs w:val="40"/>
-                <w:lang w:val="it-IT"/>
               </w:rPr>
             </w:pPr>
           </w:p>
@@ -55686,7 +55938,7 @@
 </file>
 
 <file path=word/endnotes.xml><?xml version="1.0" encoding="utf-8"?>
-<w:endnotes xmlns:wpc="http://schemas.microsoft.com/office/word/2010/wordprocessingCanvas" xmlns:cx="http://schemas.microsoft.com/office/drawing/2014/chartex" xmlns:cx1="http://schemas.microsoft.com/office/drawing/2015/9/8/chartex" xmlns:cx2="http://schemas.microsoft.com/office/drawing/2015/10/21/chartex" xmlns:cx3="http://schemas.microsoft.com/office/drawing/2016/5/9/chartex" xmlns:cx4="http://schemas.microsoft.com/office/drawing/2016/5/10/chartex" xmlns:cx5="http://schemas.microsoft.com/office/drawing/2016/5/11/chartex" xmlns:cx6="http://schemas.microsoft.com/office/drawing/2016/5/12/chartex" xmlns:cx7="http://schemas.microsoft.com/office/drawing/2016/5/13/chartex" xmlns:cx8="http://schemas.microsoft.com/office/drawing/2016/5/14/chartex" xmlns:mc="http://schemas.openxmlformats.org/markup-compatibility/2006" xmlns:aink="http://schemas.microsoft.com/office/drawing/2016/ink" xmlns:am3d="http://schemas.microsoft.com/office/drawing/2017/model3d" xmlns:o="urn:schemas-microsoft-com:office:office" xmlns:oel="http://schemas.microsoft.com/office/2019/extlst" xmlns:r="http://schemas.openxmlformats.org/officeDocument/2006/relationships" xmlns:m="http://schemas.openxmlformats.org/officeDocument/2006/math" xmlns:v="urn:schemas-microsoft-com:vml" xmlns:wp14="http://schemas.microsoft.com/office/word/2010/wordprocessingDrawing" xmlns:wp="http://schemas.openxmlformats.org/drawingml/2006/wordprocessingDrawing" xmlns:w10="urn:schemas-microsoft-com:office:word" xmlns:w="http://schemas.openxmlformats.org/wordprocessingml/2006/main" xmlns:w14="http://schemas.microsoft.com/office/word/2010/wordml" xmlns:w15="http://schemas.microsoft.com/office/word/2012/wordml" xmlns:w16cex="http://schemas.microsoft.com/office/word/2018/wordml/cex" xmlns:w16cid="http://schemas.microsoft.com/office/word/2016/wordml/cid" xmlns:w16="http://schemas.microsoft.com/office/word/2018/wordml" xmlns:w16du="http://schemas.microsoft.com/office/word/2023/wordml/word16du" xmlns:w16sdtdh="http://schemas.microsoft.com/office/word/2020/wordml/sdtdatahash" xmlns:w16se="http://schemas.microsoft.com/office/word/2015/wordml/symex" xmlns:wpg="http://schemas.microsoft.com/office/word/2010/wordprocessingGroup" xmlns:wpi="http://schemas.microsoft.com/office/word/2010/wordprocessingInk" xmlns:wne="http://schemas.microsoft.com/office/word/2006/wordml" xmlns:wps="http://schemas.microsoft.com/office/word/2010/wordprocessingShape" mc:Ignorable="w14 w15 w16se w16cid w16 w16cex w16sdtdh wp14">
+<w:endnotes xmlns:wpc="http://schemas.microsoft.com/office/word/2010/wordprocessingCanvas" xmlns:cx="http://schemas.microsoft.com/office/drawing/2014/chartex" xmlns:cx1="http://schemas.microsoft.com/office/drawing/2015/9/8/chartex" xmlns:cx2="http://schemas.microsoft.com/office/drawing/2015/10/21/chartex" xmlns:cx3="http://schemas.microsoft.com/office/drawing/2016/5/9/chartex" xmlns:cx4="http://schemas.microsoft.com/office/drawing/2016/5/10/chartex" xmlns:cx5="http://schemas.microsoft.com/office/drawing/2016/5/11/chartex" xmlns:cx6="http://schemas.microsoft.com/office/drawing/2016/5/12/chartex" xmlns:cx7="http://schemas.microsoft.com/office/drawing/2016/5/13/chartex" xmlns:cx8="http://schemas.microsoft.com/office/drawing/2016/5/14/chartex" xmlns:mc="http://schemas.openxmlformats.org/markup-compatibility/2006" xmlns:aink="http://schemas.microsoft.com/office/drawing/2016/ink" xmlns:am3d="http://schemas.microsoft.com/office/drawing/2017/model3d" xmlns:o="urn:schemas-microsoft-com:office:office" xmlns:oel="http://schemas.microsoft.com/office/2019/extlst" xmlns:r="http://schemas.openxmlformats.org/officeDocument/2006/relationships" xmlns:m="http://schemas.openxmlformats.org/officeDocument/2006/math" xmlns:v="urn:schemas-microsoft-com:vml" xmlns:wp14="http://schemas.microsoft.com/office/word/2010/wordprocessingDrawing" xmlns:wp="http://schemas.openxmlformats.org/drawingml/2006/wordprocessingDrawing" xmlns:w10="urn:schemas-microsoft-com:office:word" xmlns:w="http://schemas.openxmlformats.org/wordprocessingml/2006/main" xmlns:w14="http://schemas.microsoft.com/office/word/2010/wordml" xmlns:w15="http://schemas.microsoft.com/office/word/2012/wordml" xmlns:w16cex="http://schemas.microsoft.com/office/word/2018/wordml/cex" xmlns:w16cid="http://schemas.microsoft.com/office/word/2016/wordml/cid" xmlns:w16="http://schemas.microsoft.com/office/word/2018/wordml" xmlns:w16du="http://schemas.microsoft.com/office/word/2023/wordml/word16du" xmlns:w16sdtdh="http://schemas.microsoft.com/office/word/2020/wordml/sdtdatahash" xmlns:w16sdtfl="http://schemas.microsoft.com/office/word/2024/wordml/sdtformatlock" xmlns:w16se="http://schemas.microsoft.com/office/word/2015/wordml/symex" xmlns:wpg="http://schemas.microsoft.com/office/word/2010/wordprocessingGroup" xmlns:wpi="http://schemas.microsoft.com/office/word/2010/wordprocessingInk" xmlns:wne="http://schemas.microsoft.com/office/word/2006/wordml" xmlns:wps="http://schemas.microsoft.com/office/word/2010/wordprocessingShape" mc:Ignorable="w14 w15 w16se w16cid w16 w16cex w16sdtdh w16sdtfl w16du wp14">
   <w:endnote w:type="separator" w:id="-1">
     <w:p>
       <w:pPr>
@@ -55711,7 +55963,7 @@
 </file>
 
 <file path=word/footer1.xml><?xml version="1.0" encoding="utf-8"?>
-<w:ftr xmlns:wpc="http://schemas.microsoft.com/office/word/2010/wordprocessingCanvas" xmlns:cx="http://schemas.microsoft.com/office/drawing/2014/chartex" xmlns:cx1="http://schemas.microsoft.com/office/drawing/2015/9/8/chartex" xmlns:cx2="http://schemas.microsoft.com/office/drawing/2015/10/21/chartex" xmlns:cx3="http://schemas.microsoft.com/office/drawing/2016/5/9/chartex" xmlns:cx4="http://schemas.microsoft.com/office/drawing/2016/5/10/chartex" xmlns:cx5="http://schemas.microsoft.com/office/drawing/2016/5/11/chartex" xmlns:cx6="http://schemas.microsoft.com/office/drawing/2016/5/12/chartex" xmlns:cx7="http://schemas.microsoft.com/office/drawing/2016/5/13/chartex" xmlns:cx8="http://schemas.microsoft.com/office/drawing/2016/5/14/chartex" xmlns:mc="http://schemas.openxmlformats.org/markup-compatibility/2006" xmlns:aink="http://schemas.microsoft.com/office/drawing/2016/ink" xmlns:am3d="http://schemas.microsoft.com/office/drawing/2017/model3d" xmlns:o="urn:schemas-microsoft-com:office:office" xmlns:oel="http://schemas.microsoft.com/office/2019/extlst" xmlns:r="http://schemas.openxmlformats.org/officeDocument/2006/relationships" xmlns:m="http://schemas.openxmlformats.org/officeDocument/2006/math" xmlns:v="urn:schemas-microsoft-com:vml" xmlns:wp14="http://schemas.microsoft.com/office/word/2010/wordprocessingDrawing" xmlns:wp="http://schemas.openxmlformats.org/drawingml/2006/wordprocessingDrawing" xmlns:w10="urn:schemas-microsoft-com:office:word" xmlns:w="http://schemas.openxmlformats.org/wordprocessingml/2006/main" xmlns:w14="http://schemas.microsoft.com/office/word/2010/wordml" xmlns:w15="http://schemas.microsoft.com/office/word/2012/wordml" xmlns:w16cex="http://schemas.microsoft.com/office/word/2018/wordml/cex" xmlns:w16cid="http://schemas.microsoft.com/office/word/2016/wordml/cid" xmlns:w16="http://schemas.microsoft.com/office/word/2018/wordml" xmlns:w16du="http://schemas.microsoft.com/office/word/2023/wordml/word16du" xmlns:w16sdtdh="http://schemas.microsoft.com/office/word/2020/wordml/sdtdatahash" xmlns:w16se="http://schemas.microsoft.com/office/word/2015/wordml/symex" xmlns:wpg="http://schemas.microsoft.com/office/word/2010/wordprocessingGroup" xmlns:wpi="http://schemas.microsoft.com/office/word/2010/wordprocessingInk" xmlns:wne="http://schemas.microsoft.com/office/word/2006/wordml" xmlns:wps="http://schemas.microsoft.com/office/word/2010/wordprocessingShape" mc:Ignorable="w14 w15 w16se w16cid w16 w16cex w16sdtdh wp14">
+<w:ftr xmlns:wpc="http://schemas.microsoft.com/office/word/2010/wordprocessingCanvas" xmlns:cx="http://schemas.microsoft.com/office/drawing/2014/chartex" xmlns:cx1="http://schemas.microsoft.com/office/drawing/2015/9/8/chartex" xmlns:cx2="http://schemas.microsoft.com/office/drawing/2015/10/21/chartex" xmlns:cx3="http://schemas.microsoft.com/office/drawing/2016/5/9/chartex" xmlns:cx4="http://schemas.microsoft.com/office/drawing/2016/5/10/chartex" xmlns:cx5="http://schemas.microsoft.com/office/drawing/2016/5/11/chartex" xmlns:cx6="http://schemas.microsoft.com/office/drawing/2016/5/12/chartex" xmlns:cx7="http://schemas.microsoft.com/office/drawing/2016/5/13/chartex" xmlns:cx8="http://schemas.microsoft.com/office/drawing/2016/5/14/chartex" xmlns:mc="http://schemas.openxmlformats.org/markup-compatibility/2006" xmlns:aink="http://schemas.microsoft.com/office/drawing/2016/ink" xmlns:am3d="http://schemas.microsoft.com/office/drawing/2017/model3d" xmlns:o="urn:schemas-microsoft-com:office:office" xmlns:oel="http://schemas.microsoft.com/office/2019/extlst" xmlns:r="http://schemas.openxmlformats.org/officeDocument/2006/relationships" xmlns:m="http://schemas.openxmlformats.org/officeDocument/2006/math" xmlns:v="urn:schemas-microsoft-com:vml" xmlns:wp14="http://schemas.microsoft.com/office/word/2010/wordprocessingDrawing" xmlns:wp="http://schemas.openxmlformats.org/drawingml/2006/wordprocessingDrawing" xmlns:w10="urn:schemas-microsoft-com:office:word" xmlns:w="http://schemas.openxmlformats.org/wordprocessingml/2006/main" xmlns:w14="http://schemas.microsoft.com/office/word/2010/wordml" xmlns:w15="http://schemas.microsoft.com/office/word/2012/wordml" xmlns:w16cex="http://schemas.microsoft.com/office/word/2018/wordml/cex" xmlns:w16cid="http://schemas.microsoft.com/office/word/2016/wordml/cid" xmlns:w16="http://schemas.microsoft.com/office/word/2018/wordml" xmlns:w16du="http://schemas.microsoft.com/office/word/2023/wordml/word16du" xmlns:w16sdtdh="http://schemas.microsoft.com/office/word/2020/wordml/sdtdatahash" xmlns:w16sdtfl="http://schemas.microsoft.com/office/word/2024/wordml/sdtformatlock" xmlns:w16se="http://schemas.microsoft.com/office/word/2015/wordml/symex" xmlns:wpg="http://schemas.microsoft.com/office/word/2010/wordprocessingGroup" xmlns:wpi="http://schemas.microsoft.com/office/word/2010/wordprocessingInk" xmlns:wne="http://schemas.microsoft.com/office/word/2006/wordml" xmlns:wps="http://schemas.microsoft.com/office/word/2010/wordprocessingShape" mc:Ignorable="w14 w15 w16se w16cid w16 w16cex w16sdtdh w16sdtfl w16du wp14">
   <w:p>
     <w:pPr>
       <w:pBdr>
@@ -55896,7 +56148,7 @@
 </file>
 
 <file path=word/footer2.xml><?xml version="1.0" encoding="utf-8"?>
-<w:ftr xmlns:wpc="http://schemas.microsoft.com/office/word/2010/wordprocessingCanvas" xmlns:cx="http://schemas.microsoft.com/office/drawing/2014/chartex" xmlns:cx1="http://schemas.microsoft.com/office/drawing/2015/9/8/chartex" xmlns:cx2="http://schemas.microsoft.com/office/drawing/2015/10/21/chartex" xmlns:cx3="http://schemas.microsoft.com/office/drawing/2016/5/9/chartex" xmlns:cx4="http://schemas.microsoft.com/office/drawing/2016/5/10/chartex" xmlns:cx5="http://schemas.microsoft.com/office/drawing/2016/5/11/chartex" xmlns:cx6="http://schemas.microsoft.com/office/drawing/2016/5/12/chartex" xmlns:cx7="http://schemas.microsoft.com/office/drawing/2016/5/13/chartex" xmlns:cx8="http://schemas.microsoft.com/office/drawing/2016/5/14/chartex" xmlns:mc="http://schemas.openxmlformats.org/markup-compatibility/2006" xmlns:aink="http://schemas.microsoft.com/office/drawing/2016/ink" xmlns:am3d="http://schemas.microsoft.com/office/drawing/2017/model3d" xmlns:o="urn:schemas-microsoft-com:office:office" xmlns:oel="http://schemas.microsoft.com/office/2019/extlst" xmlns:r="http://schemas.openxmlformats.org/officeDocument/2006/relationships" xmlns:m="http://schemas.openxmlformats.org/officeDocument/2006/math" xmlns:v="urn:schemas-microsoft-com:vml" xmlns:wp14="http://schemas.microsoft.com/office/word/2010/wordprocessingDrawing" xmlns:wp="http://schemas.openxmlformats.org/drawingml/2006/wordprocessingDrawing" xmlns:w10="urn:schemas-microsoft-com:office:word" xmlns:w="http://schemas.openxmlformats.org/wordprocessingml/2006/main" xmlns:w14="http://schemas.microsoft.com/office/word/2010/wordml" xmlns:w15="http://schemas.microsoft.com/office/word/2012/wordml" xmlns:w16cex="http://schemas.microsoft.com/office/word/2018/wordml/cex" xmlns:w16cid="http://schemas.microsoft.com/office/word/2016/wordml/cid" xmlns:w16="http://schemas.microsoft.com/office/word/2018/wordml" xmlns:w16du="http://schemas.microsoft.com/office/word/2023/wordml/word16du" xmlns:w16sdtdh="http://schemas.microsoft.com/office/word/2020/wordml/sdtdatahash" xmlns:w16se="http://schemas.microsoft.com/office/word/2015/wordml/symex" xmlns:wpg="http://schemas.microsoft.com/office/word/2010/wordprocessingGroup" xmlns:wpi="http://schemas.microsoft.com/office/word/2010/wordprocessingInk" xmlns:wne="http://schemas.microsoft.com/office/word/2006/wordml" xmlns:wps="http://schemas.microsoft.com/office/word/2010/wordprocessingShape" mc:Ignorable="w14 w15 w16se w16cid w16 w16cex w16sdtdh wp14">
+<w:ftr xmlns:wpc="http://schemas.microsoft.com/office/word/2010/wordprocessingCanvas" xmlns:cx="http://schemas.microsoft.com/office/drawing/2014/chartex" xmlns:cx1="http://schemas.microsoft.com/office/drawing/2015/9/8/chartex" xmlns:cx2="http://schemas.microsoft.com/office/drawing/2015/10/21/chartex" xmlns:cx3="http://schemas.microsoft.com/office/drawing/2016/5/9/chartex" xmlns:cx4="http://schemas.microsoft.com/office/drawing/2016/5/10/chartex" xmlns:cx5="http://schemas.microsoft.com/office/drawing/2016/5/11/chartex" xmlns:cx6="http://schemas.microsoft.com/office/drawing/2016/5/12/chartex" xmlns:cx7="http://schemas.microsoft.com/office/drawing/2016/5/13/chartex" xmlns:cx8="http://schemas.microsoft.com/office/drawing/2016/5/14/chartex" xmlns:mc="http://schemas.openxmlformats.org/markup-compatibility/2006" xmlns:aink="http://schemas.microsoft.com/office/drawing/2016/ink" xmlns:am3d="http://schemas.microsoft.com/office/drawing/2017/model3d" xmlns:o="urn:schemas-microsoft-com:office:office" xmlns:oel="http://schemas.microsoft.com/office/2019/extlst" xmlns:r="http://schemas.openxmlformats.org/officeDocument/2006/relationships" xmlns:m="http://schemas.openxmlformats.org/officeDocument/2006/math" xmlns:v="urn:schemas-microsoft-com:vml" xmlns:wp14="http://schemas.microsoft.com/office/word/2010/wordprocessingDrawing" xmlns:wp="http://schemas.openxmlformats.org/drawingml/2006/wordprocessingDrawing" xmlns:w10="urn:schemas-microsoft-com:office:word" xmlns:w="http://schemas.openxmlformats.org/wordprocessingml/2006/main" xmlns:w14="http://schemas.microsoft.com/office/word/2010/wordml" xmlns:w15="http://schemas.microsoft.com/office/word/2012/wordml" xmlns:w16cex="http://schemas.microsoft.com/office/word/2018/wordml/cex" xmlns:w16cid="http://schemas.microsoft.com/office/word/2016/wordml/cid" xmlns:w16="http://schemas.microsoft.com/office/word/2018/wordml" xmlns:w16du="http://schemas.microsoft.com/office/word/2023/wordml/word16du" xmlns:w16sdtdh="http://schemas.microsoft.com/office/word/2020/wordml/sdtdatahash" xmlns:w16sdtfl="http://schemas.microsoft.com/office/word/2024/wordml/sdtformatlock" xmlns:w16se="http://schemas.microsoft.com/office/word/2015/wordml/symex" xmlns:wpg="http://schemas.microsoft.com/office/word/2010/wordprocessingGroup" xmlns:wpi="http://schemas.microsoft.com/office/word/2010/wordprocessingInk" xmlns:wne="http://schemas.microsoft.com/office/word/2006/wordml" xmlns:wps="http://schemas.microsoft.com/office/word/2010/wordprocessingShape" mc:Ignorable="w14 w15 w16se w16cid w16 w16cex w16sdtdh w16sdtfl w16du wp14">
   <w:p>
     <w:pPr>
       <w:pBdr>
@@ -56066,7 +56318,7 @@
 </file>
 
 <file path=word/footnotes.xml><?xml version="1.0" encoding="utf-8"?>
-<w:footnotes xmlns:wpc="http://schemas.microsoft.com/office/word/2010/wordprocessingCanvas" xmlns:cx="http://schemas.microsoft.com/office/drawing/2014/chartex" xmlns:cx1="http://schemas.microsoft.com/office/drawing/2015/9/8/chartex" xmlns:cx2="http://schemas.microsoft.com/office/drawing/2015/10/21/chartex" xmlns:cx3="http://schemas.microsoft.com/office/drawing/2016/5/9/chartex" xmlns:cx4="http://schemas.microsoft.com/office/drawing/2016/5/10/chartex" xmlns:cx5="http://schemas.microsoft.com/office/drawing/2016/5/11/chartex" xmlns:cx6="http://schemas.microsoft.com/office/drawing/2016/5/12/chartex" xmlns:cx7="http://schemas.microsoft.com/office/drawing/2016/5/13/chartex" xmlns:cx8="http://schemas.microsoft.com/office/drawing/2016/5/14/chartex" xmlns:mc="http://schemas.openxmlformats.org/markup-compatibility/2006" xmlns:aink="http://schemas.microsoft.com/office/drawing/2016/ink" xmlns:am3d="http://schemas.microsoft.com/office/drawing/2017/model3d" xmlns:o="urn:schemas-microsoft-com:office:office" xmlns:oel="http://schemas.microsoft.com/office/2019/extlst" xmlns:r="http://schemas.openxmlformats.org/officeDocument/2006/relationships" xmlns:m="http://schemas.openxmlformats.org/officeDocument/2006/math" xmlns:v="urn:schemas-microsoft-com:vml" xmlns:wp14="http://schemas.microsoft.com/office/word/2010/wordprocessingDrawing" xmlns:wp="http://schemas.openxmlformats.org/drawingml/2006/wordprocessingDrawing" xmlns:w10="urn:schemas-microsoft-com:office:word" xmlns:w="http://schemas.openxmlformats.org/wordprocessingml/2006/main" xmlns:w14="http://schemas.microsoft.com/office/word/2010/wordml" xmlns:w15="http://schemas.microsoft.com/office/word/2012/wordml" xmlns:w16cex="http://schemas.microsoft.com/office/word/2018/wordml/cex" xmlns:w16cid="http://schemas.microsoft.com/office/word/2016/wordml/cid" xmlns:w16="http://schemas.microsoft.com/office/word/2018/wordml" xmlns:w16du="http://schemas.microsoft.com/office/word/2023/wordml/word16du" xmlns:w16sdtdh="http://schemas.microsoft.com/office/word/2020/wordml/sdtdatahash" xmlns:w16se="http://schemas.microsoft.com/office/word/2015/wordml/symex" xmlns:wpg="http://schemas.microsoft.com/office/word/2010/wordprocessingGroup" xmlns:wpi="http://schemas.microsoft.com/office/word/2010/wordprocessingInk" xmlns:wne="http://schemas.microsoft.com/office/word/2006/wordml" xmlns:wps="http://schemas.microsoft.com/office/word/2010/wordprocessingShape" mc:Ignorable="w14 w15 w16se w16cid w16 w16cex w16sdtdh wp14">
+<w:footnotes xmlns:wpc="http://schemas.microsoft.com/office/word/2010/wordprocessingCanvas" xmlns:cx="http://schemas.microsoft.com/office/drawing/2014/chartex" xmlns:cx1="http://schemas.microsoft.com/office/drawing/2015/9/8/chartex" xmlns:cx2="http://schemas.microsoft.com/office/drawing/2015/10/21/chartex" xmlns:cx3="http://schemas.microsoft.com/office/drawing/2016/5/9/chartex" xmlns:cx4="http://schemas.microsoft.com/office/drawing/2016/5/10/chartex" xmlns:cx5="http://schemas.microsoft.com/office/drawing/2016/5/11/chartex" xmlns:cx6="http://schemas.microsoft.com/office/drawing/2016/5/12/chartex" xmlns:cx7="http://schemas.microsoft.com/office/drawing/2016/5/13/chartex" xmlns:cx8="http://schemas.microsoft.com/office/drawing/2016/5/14/chartex" xmlns:mc="http://schemas.openxmlformats.org/markup-compatibility/2006" xmlns:aink="http://schemas.microsoft.com/office/drawing/2016/ink" xmlns:am3d="http://schemas.microsoft.com/office/drawing/2017/model3d" xmlns:o="urn:schemas-microsoft-com:office:office" xmlns:oel="http://schemas.microsoft.com/office/2019/extlst" xmlns:r="http://schemas.openxmlformats.org/officeDocument/2006/relationships" xmlns:m="http://schemas.openxmlformats.org/officeDocument/2006/math" xmlns:v="urn:schemas-microsoft-com:vml" xmlns:wp14="http://schemas.microsoft.com/office/word/2010/wordprocessingDrawing" xmlns:wp="http://schemas.openxmlformats.org/drawingml/2006/wordprocessingDrawing" xmlns:w10="urn:schemas-microsoft-com:office:word" xmlns:w="http://schemas.openxmlformats.org/wordprocessingml/2006/main" xmlns:w14="http://schemas.microsoft.com/office/word/2010/wordml" xmlns:w15="http://schemas.microsoft.com/office/word/2012/wordml" xmlns:w16cex="http://schemas.microsoft.com/office/word/2018/wordml/cex" xmlns:w16cid="http://schemas.microsoft.com/office/word/2016/wordml/cid" xmlns:w16="http://schemas.microsoft.com/office/word/2018/wordml" xmlns:w16du="http://schemas.microsoft.com/office/word/2023/wordml/word16du" xmlns:w16sdtdh="http://schemas.microsoft.com/office/word/2020/wordml/sdtdatahash" xmlns:w16sdtfl="http://schemas.microsoft.com/office/word/2024/wordml/sdtformatlock" xmlns:w16se="http://schemas.microsoft.com/office/word/2015/wordml/symex" xmlns:wpg="http://schemas.microsoft.com/office/word/2010/wordprocessingGroup" xmlns:wpi="http://schemas.microsoft.com/office/word/2010/wordprocessingInk" xmlns:wne="http://schemas.microsoft.com/office/word/2006/wordml" xmlns:wps="http://schemas.microsoft.com/office/word/2010/wordprocessingShape" mc:Ignorable="w14 w15 w16se w16cid w16 w16cex w16sdtdh w16sdtfl w16du wp14">
   <w:footnote w:type="separator" w:id="-1">
     <w:p>
       <w:pPr>
@@ -56091,7 +56343,7 @@
 </file>
 
 <file path=word/header1.xml><?xml version="1.0" encoding="utf-8"?>
-<w:hdr xmlns:wpc="http://schemas.microsoft.com/office/word/2010/wordprocessingCanvas" xmlns:cx="http://schemas.microsoft.com/office/drawing/2014/chartex" xmlns:cx1="http://schemas.microsoft.com/office/drawing/2015/9/8/chartex" xmlns:cx2="http://schemas.microsoft.com/office/drawing/2015/10/21/chartex" xmlns:cx3="http://schemas.microsoft.com/office/drawing/2016/5/9/chartex" xmlns:cx4="http://schemas.microsoft.com/office/drawing/2016/5/10/chartex" xmlns:cx5="http://schemas.microsoft.com/office/drawing/2016/5/11/chartex" xmlns:cx6="http://schemas.microsoft.com/office/drawing/2016/5/12/chartex" xmlns:cx7="http://schemas.microsoft.com/office/drawing/2016/5/13/chartex" xmlns:cx8="http://schemas.microsoft.com/office/drawing/2016/5/14/chartex" xmlns:mc="http://schemas.openxmlformats.org/markup-compatibility/2006" xmlns:aink="http://schemas.microsoft.com/office/drawing/2016/ink" xmlns:am3d="http://schemas.microsoft.com/office/drawing/2017/model3d" xmlns:o="urn:schemas-microsoft-com:office:office" xmlns:oel="http://schemas.microsoft.com/office/2019/extlst" xmlns:r="http://schemas.openxmlformats.org/officeDocument/2006/relationships" xmlns:m="http://schemas.openxmlformats.org/officeDocument/2006/math" xmlns:v="urn:schemas-microsoft-com:vml" xmlns:wp14="http://schemas.microsoft.com/office/word/2010/wordprocessingDrawing" xmlns:wp="http://schemas.openxmlformats.org/drawingml/2006/wordprocessingDrawing" xmlns:w10="urn:schemas-microsoft-com:office:word" xmlns:w="http://schemas.openxmlformats.org/wordprocessingml/2006/main" xmlns:w14="http://schemas.microsoft.com/office/word/2010/wordml" xmlns:w15="http://schemas.microsoft.com/office/word/2012/wordml" xmlns:w16cex="http://schemas.microsoft.com/office/word/2018/wordml/cex" xmlns:w16cid="http://schemas.microsoft.com/office/word/2016/wordml/cid" xmlns:w16="http://schemas.microsoft.com/office/word/2018/wordml" xmlns:w16du="http://schemas.microsoft.com/office/word/2023/wordml/word16du" xmlns:w16sdtdh="http://schemas.microsoft.com/office/word/2020/wordml/sdtdatahash" xmlns:w16se="http://schemas.microsoft.com/office/word/2015/wordml/symex" xmlns:wpg="http://schemas.microsoft.com/office/word/2010/wordprocessingGroup" xmlns:wpi="http://schemas.microsoft.com/office/word/2010/wordprocessingInk" xmlns:wne="http://schemas.microsoft.com/office/word/2006/wordml" xmlns:wps="http://schemas.microsoft.com/office/word/2010/wordprocessingShape" mc:Ignorable="w14 w15 w16se w16cid w16 w16cex w16sdtdh wp14">
+<w:hdr xmlns:wpc="http://schemas.microsoft.com/office/word/2010/wordprocessingCanvas" xmlns:cx="http://schemas.microsoft.com/office/drawing/2014/chartex" xmlns:cx1="http://schemas.microsoft.com/office/drawing/2015/9/8/chartex" xmlns:cx2="http://schemas.microsoft.com/office/drawing/2015/10/21/chartex" xmlns:cx3="http://schemas.microsoft.com/office/drawing/2016/5/9/chartex" xmlns:cx4="http://schemas.microsoft.com/office/drawing/2016/5/10/chartex" xmlns:cx5="http://schemas.microsoft.com/office/drawing/2016/5/11/chartex" xmlns:cx6="http://schemas.microsoft.com/office/drawing/2016/5/12/chartex" xmlns:cx7="http://schemas.microsoft.com/office/drawing/2016/5/13/chartex" xmlns:cx8="http://schemas.microsoft.com/office/drawing/2016/5/14/chartex" xmlns:mc="http://schemas.openxmlformats.org/markup-compatibility/2006" xmlns:aink="http://schemas.microsoft.com/office/drawing/2016/ink" xmlns:am3d="http://schemas.microsoft.com/office/drawing/2017/model3d" xmlns:o="urn:schemas-microsoft-com:office:office" xmlns:oel="http://schemas.microsoft.com/office/2019/extlst" xmlns:r="http://schemas.openxmlformats.org/officeDocument/2006/relationships" xmlns:m="http://schemas.openxmlformats.org/officeDocument/2006/math" xmlns:v="urn:schemas-microsoft-com:vml" xmlns:wp14="http://schemas.microsoft.com/office/word/2010/wordprocessingDrawing" xmlns:wp="http://schemas.openxmlformats.org/drawingml/2006/wordprocessingDrawing" xmlns:w10="urn:schemas-microsoft-com:office:word" xmlns:w="http://schemas.openxmlformats.org/wordprocessingml/2006/main" xmlns:w14="http://schemas.microsoft.com/office/word/2010/wordml" xmlns:w15="http://schemas.microsoft.com/office/word/2012/wordml" xmlns:w16cex="http://schemas.microsoft.com/office/word/2018/wordml/cex" xmlns:w16cid="http://schemas.microsoft.com/office/word/2016/wordml/cid" xmlns:w16="http://schemas.microsoft.com/office/word/2018/wordml" xmlns:w16du="http://schemas.microsoft.com/office/word/2023/wordml/word16du" xmlns:w16sdtdh="http://schemas.microsoft.com/office/word/2020/wordml/sdtdatahash" xmlns:w16sdtfl="http://schemas.microsoft.com/office/word/2024/wordml/sdtformatlock" xmlns:w16se="http://schemas.microsoft.com/office/word/2015/wordml/symex" xmlns:wpg="http://schemas.microsoft.com/office/word/2010/wordprocessingGroup" xmlns:wpi="http://schemas.microsoft.com/office/word/2010/wordprocessingInk" xmlns:wne="http://schemas.microsoft.com/office/word/2006/wordml" xmlns:wps="http://schemas.microsoft.com/office/word/2010/wordprocessingShape" mc:Ignorable="w14 w15 w16se w16cid w16 w16cex w16sdtdh w16sdtfl w16du wp14">
   <w:p>
     <w:pPr>
       <w:pStyle w:val="Header"/>
@@ -56112,7 +56364,7 @@
 </file>
 
 <file path=word/header2.xml><?xml version="1.0" encoding="utf-8"?>
-<w:hdr xmlns:wpc="http://schemas.microsoft.com/office/word/2010/wordprocessingCanvas" xmlns:cx="http://schemas.microsoft.com/office/drawing/2014/chartex" xmlns:cx1="http://schemas.microsoft.com/office/drawing/2015/9/8/chartex" xmlns:cx2="http://schemas.microsoft.com/office/drawing/2015/10/21/chartex" xmlns:cx3="http://schemas.microsoft.com/office/drawing/2016/5/9/chartex" xmlns:cx4="http://schemas.microsoft.com/office/drawing/2016/5/10/chartex" xmlns:cx5="http://schemas.microsoft.com/office/drawing/2016/5/11/chartex" xmlns:cx6="http://schemas.microsoft.com/office/drawing/2016/5/12/chartex" xmlns:cx7="http://schemas.microsoft.com/office/drawing/2016/5/13/chartex" xmlns:cx8="http://schemas.microsoft.com/office/drawing/2016/5/14/chartex" xmlns:mc="http://schemas.openxmlformats.org/markup-compatibility/2006" xmlns:aink="http://schemas.microsoft.com/office/drawing/2016/ink" xmlns:am3d="http://schemas.microsoft.com/office/drawing/2017/model3d" xmlns:o="urn:schemas-microsoft-com:office:office" xmlns:oel="http://schemas.microsoft.com/office/2019/extlst" xmlns:r="http://schemas.openxmlformats.org/officeDocument/2006/relationships" xmlns:m="http://schemas.openxmlformats.org/officeDocument/2006/math" xmlns:v="urn:schemas-microsoft-com:vml" xmlns:wp14="http://schemas.microsoft.com/office/word/2010/wordprocessingDrawing" xmlns:wp="http://schemas.openxmlformats.org/drawingml/2006/wordprocessingDrawing" xmlns:w10="urn:schemas-microsoft-com:office:word" xmlns:w="http://schemas.openxmlformats.org/wordprocessingml/2006/main" xmlns:w14="http://schemas.microsoft.com/office/word/2010/wordml" xmlns:w15="http://schemas.microsoft.com/office/word/2012/wordml" xmlns:w16cex="http://schemas.microsoft.com/office/word/2018/wordml/cex" xmlns:w16cid="http://schemas.microsoft.com/office/word/2016/wordml/cid" xmlns:w16="http://schemas.microsoft.com/office/word/2018/wordml" xmlns:w16du="http://schemas.microsoft.com/office/word/2023/wordml/word16du" xmlns:w16sdtdh="http://schemas.microsoft.com/office/word/2020/wordml/sdtdatahash" xmlns:w16se="http://schemas.microsoft.com/office/word/2015/wordml/symex" xmlns:wpg="http://schemas.microsoft.com/office/word/2010/wordprocessingGroup" xmlns:wpi="http://schemas.microsoft.com/office/word/2010/wordprocessingInk" xmlns:wne="http://schemas.microsoft.com/office/word/2006/wordml" xmlns:wps="http://schemas.microsoft.com/office/word/2010/wordprocessingShape" mc:Ignorable="w14 w15 w16se w16cid w16 w16cex w16sdtdh wp14">
+<w:hdr xmlns:wpc="http://schemas.microsoft.com/office/word/2010/wordprocessingCanvas" xmlns:cx="http://schemas.microsoft.com/office/drawing/2014/chartex" xmlns:cx1="http://schemas.microsoft.com/office/drawing/2015/9/8/chartex" xmlns:cx2="http://schemas.microsoft.com/office/drawing/2015/10/21/chartex" xmlns:cx3="http://schemas.microsoft.com/office/drawing/2016/5/9/chartex" xmlns:cx4="http://schemas.microsoft.com/office/drawing/2016/5/10/chartex" xmlns:cx5="http://schemas.microsoft.com/office/drawing/2016/5/11/chartex" xmlns:cx6="http://schemas.microsoft.com/office/drawing/2016/5/12/chartex" xmlns:cx7="http://schemas.microsoft.com/office/drawing/2016/5/13/chartex" xmlns:cx8="http://schemas.microsoft.com/office/drawing/2016/5/14/chartex" xmlns:mc="http://schemas.openxmlformats.org/markup-compatibility/2006" xmlns:aink="http://schemas.microsoft.com/office/drawing/2016/ink" xmlns:am3d="http://schemas.microsoft.com/office/drawing/2017/model3d" xmlns:o="urn:schemas-microsoft-com:office:office" xmlns:oel="http://schemas.microsoft.com/office/2019/extlst" xmlns:r="http://schemas.openxmlformats.org/officeDocument/2006/relationships" xmlns:m="http://schemas.openxmlformats.org/officeDocument/2006/math" xmlns:v="urn:schemas-microsoft-com:vml" xmlns:wp14="http://schemas.microsoft.com/office/word/2010/wordprocessingDrawing" xmlns:wp="http://schemas.openxmlformats.org/drawingml/2006/wordprocessingDrawing" xmlns:w10="urn:schemas-microsoft-com:office:word" xmlns:w="http://schemas.openxmlformats.org/wordprocessingml/2006/main" xmlns:w14="http://schemas.microsoft.com/office/word/2010/wordml" xmlns:w15="http://schemas.microsoft.com/office/word/2012/wordml" xmlns:w16cex="http://schemas.microsoft.com/office/word/2018/wordml/cex" xmlns:w16cid="http://schemas.microsoft.com/office/word/2016/wordml/cid" xmlns:w16="http://schemas.microsoft.com/office/word/2018/wordml" xmlns:w16du="http://schemas.microsoft.com/office/word/2023/wordml/word16du" xmlns:w16sdtdh="http://schemas.microsoft.com/office/word/2020/wordml/sdtdatahash" xmlns:w16sdtfl="http://schemas.microsoft.com/office/word/2024/wordml/sdtformatlock" xmlns:w16se="http://schemas.microsoft.com/office/word/2015/wordml/symex" xmlns:wpg="http://schemas.microsoft.com/office/word/2010/wordprocessingGroup" xmlns:wpi="http://schemas.microsoft.com/office/word/2010/wordprocessingInk" xmlns:wne="http://schemas.microsoft.com/office/word/2006/wordml" xmlns:wps="http://schemas.microsoft.com/office/word/2010/wordprocessingShape" mc:Ignorable="w14 w15 w16se w16cid w16 w16cex w16sdtdh w16sdtfl w16du wp14">
   <w:p>
     <w:pPr>
       <w:pStyle w:val="Header"/>
@@ -56125,7 +56377,7 @@
 </file>
 
 <file path=word/styles.xml><?xml version="1.0" encoding="utf-8"?>
-<w:styles xmlns:mc="http://schemas.openxmlformats.org/markup-compatibility/2006" xmlns:r="http://schemas.openxmlformats.org/officeDocument/2006/relationships" xmlns:w="http://schemas.openxmlformats.org/wordprocessingml/2006/main" xmlns:w14="http://schemas.microsoft.com/office/word/2010/wordml" xmlns:w15="http://schemas.microsoft.com/office/word/2012/wordml" xmlns:w16cex="http://schemas.microsoft.com/office/word/2018/wordml/cex" xmlns:w16cid="http://schemas.microsoft.com/office/word/2016/wordml/cid" xmlns:w16="http://schemas.microsoft.com/office/word/2018/wordml" xmlns:w16sdtdh="http://schemas.microsoft.com/office/word/2020/wordml/sdtdatahash" xmlns:w16se="http://schemas.microsoft.com/office/word/2015/wordml/symex" mc:Ignorable="w14 w15 w16se w16cid w16 w16cex w16sdtdh">
+<w:styles xmlns:mc="http://schemas.openxmlformats.org/markup-compatibility/2006" xmlns:r="http://schemas.openxmlformats.org/officeDocument/2006/relationships" xmlns:w="http://schemas.openxmlformats.org/wordprocessingml/2006/main" xmlns:w14="http://schemas.microsoft.com/office/word/2010/wordml" xmlns:w15="http://schemas.microsoft.com/office/word/2012/wordml" xmlns:w16cex="http://schemas.microsoft.com/office/word/2018/wordml/cex" xmlns:w16cid="http://schemas.microsoft.com/office/word/2016/wordml/cid" xmlns:w16="http://schemas.microsoft.com/office/word/2018/wordml" xmlns:w16du="http://schemas.microsoft.com/office/word/2023/wordml/word16du" xmlns:w16sdtdh="http://schemas.microsoft.com/office/word/2020/wordml/sdtdatahash" xmlns:w16sdtfl="http://schemas.microsoft.com/office/word/2024/wordml/sdtformatlock" xmlns:w16se="http://schemas.microsoft.com/office/word/2015/wordml/symex" mc:Ignorable="w14 w15 w16se w16cid w16 w16cex w16sdtdh w16sdtfl w16du">
   <w:docDefaults>
     <w:rPrDefault>
       <w:rPr>

--- a/TS Jatai Ghanam Project/TS 2.1/TS 2.1 Ghanam Tamil Corrections.docx
+++ b/TS Jatai Ghanam Project/TS 2.1/TS 2.1 Ghanam Tamil Corrections.docx
@@ -1,6 +1,6 @@
 
 <file path=word/document.xml><?xml version="1.0" encoding="utf-8"?>
-<w:document xmlns:wpc="http://schemas.microsoft.com/office/word/2010/wordprocessingCanvas" xmlns:cx="http://schemas.microsoft.com/office/drawing/2014/chartex" xmlns:cx1="http://schemas.microsoft.com/office/drawing/2015/9/8/chartex" xmlns:cx2="http://schemas.microsoft.com/office/drawing/2015/10/21/chartex" xmlns:cx3="http://schemas.microsoft.com/office/drawing/2016/5/9/chartex" xmlns:cx4="http://schemas.microsoft.com/office/drawing/2016/5/10/chartex" xmlns:cx5="http://schemas.microsoft.com/office/drawing/2016/5/11/chartex" xmlns:cx6="http://schemas.microsoft.com/office/drawing/2016/5/12/chartex" xmlns:cx7="http://schemas.microsoft.com/office/drawing/2016/5/13/chartex" xmlns:cx8="http://schemas.microsoft.com/office/drawing/2016/5/14/chartex" xmlns:mc="http://schemas.openxmlformats.org/markup-compatibility/2006" xmlns:aink="http://schemas.microsoft.com/office/drawing/2016/ink" xmlns:am3d="http://schemas.microsoft.com/office/drawing/2017/model3d" xmlns:o="urn:schemas-microsoft-com:office:office" xmlns:oel="http://schemas.microsoft.com/office/2019/extlst" xmlns:r="http://schemas.openxmlformats.org/officeDocument/2006/relationships" xmlns:m="http://schemas.openxmlformats.org/officeDocument/2006/math" xmlns:v="urn:schemas-microsoft-com:vml" xmlns:wp14="http://schemas.microsoft.com/office/word/2010/wordprocessingDrawing" xmlns:wp="http://schemas.openxmlformats.org/drawingml/2006/wordprocessingDrawing" xmlns:w10="urn:schemas-microsoft-com:office:word" xmlns:w="http://schemas.openxmlformats.org/wordprocessingml/2006/main" xmlns:w14="http://schemas.microsoft.com/office/word/2010/wordml" xmlns:w15="http://schemas.microsoft.com/office/word/2012/wordml" xmlns:w16cex="http://schemas.microsoft.com/office/word/2018/wordml/cex" xmlns:w16cid="http://schemas.microsoft.com/office/word/2016/wordml/cid" xmlns:w16="http://schemas.microsoft.com/office/word/2018/wordml" xmlns:w16du="http://schemas.microsoft.com/office/word/2023/wordml/word16du" xmlns:w16sdtdh="http://schemas.microsoft.com/office/word/2020/wordml/sdtdatahash" xmlns:w16sdtfl="http://schemas.microsoft.com/office/word/2024/wordml/sdtformatlock" xmlns:w16se="http://schemas.microsoft.com/office/word/2015/wordml/symex" xmlns:wpg="http://schemas.microsoft.com/office/word/2010/wordprocessingGroup" xmlns:wpi="http://schemas.microsoft.com/office/word/2010/wordprocessingInk" xmlns:wne="http://schemas.microsoft.com/office/word/2006/wordml" xmlns:wps="http://schemas.microsoft.com/office/word/2010/wordprocessingShape" mc:Ignorable="w14 w15 w16se w16cid w16 w16cex w16sdtdh w16sdtfl w16du wp14">
+<w:document xmlns:wpc="http://schemas.microsoft.com/office/word/2010/wordprocessingCanvas" xmlns:cx="http://schemas.microsoft.com/office/drawing/2014/chartex" xmlns:cx1="http://schemas.microsoft.com/office/drawing/2015/9/8/chartex" xmlns:cx2="http://schemas.microsoft.com/office/drawing/2015/10/21/chartex" xmlns:cx3="http://schemas.microsoft.com/office/drawing/2016/5/9/chartex" xmlns:cx4="http://schemas.microsoft.com/office/drawing/2016/5/10/chartex" xmlns:cx5="http://schemas.microsoft.com/office/drawing/2016/5/11/chartex" xmlns:cx6="http://schemas.microsoft.com/office/drawing/2016/5/12/chartex" xmlns:cx7="http://schemas.microsoft.com/office/drawing/2016/5/13/chartex" xmlns:cx8="http://schemas.microsoft.com/office/drawing/2016/5/14/chartex" xmlns:mc="http://schemas.openxmlformats.org/markup-compatibility/2006" xmlns:aink="http://schemas.microsoft.com/office/drawing/2016/ink" xmlns:am3d="http://schemas.microsoft.com/office/drawing/2017/model3d" xmlns:o="urn:schemas-microsoft-com:office:office" xmlns:oel="http://schemas.microsoft.com/office/2019/extlst" xmlns:r="http://schemas.openxmlformats.org/officeDocument/2006/relationships" xmlns:m="http://schemas.openxmlformats.org/officeDocument/2006/math" xmlns:v="urn:schemas-microsoft-com:vml" xmlns:wp14="http://schemas.microsoft.com/office/word/2010/wordprocessingDrawing" xmlns:wp="http://schemas.openxmlformats.org/drawingml/2006/wordprocessingDrawing" xmlns:w10="urn:schemas-microsoft-com:office:word" xmlns:w="http://schemas.openxmlformats.org/wordprocessingml/2006/main" xmlns:w14="http://schemas.microsoft.com/office/word/2010/wordml" xmlns:w15="http://schemas.microsoft.com/office/word/2012/wordml" xmlns:w16cei="http://schemas.microsoft.com/office/word/2026/wordml/cei" xmlns:w16cex="http://schemas.microsoft.com/office/word/2018/wordml/cex" xmlns:w16cid="http://schemas.microsoft.com/office/word/2016/wordml/cid" xmlns:w16="http://schemas.microsoft.com/office/word/2018/wordml" xmlns:w16du="http://schemas.microsoft.com/office/word/2023/wordml/word16du" xmlns:w16sdtdh="http://schemas.microsoft.com/office/word/2020/wordml/sdtdatahash" xmlns:w16sdtfl="http://schemas.microsoft.com/office/word/2024/wordml/sdtformatlock" xmlns:w16se="http://schemas.microsoft.com/office/word/2015/wordml/symex" xmlns:wpg="http://schemas.microsoft.com/office/word/2010/wordprocessingGroup" xmlns:wpi="http://schemas.microsoft.com/office/word/2010/wordprocessingInk" xmlns:wne="http://schemas.microsoft.com/office/word/2006/wordml" xmlns:wps="http://schemas.microsoft.com/office/word/2010/wordprocessingShape" mc:Ignorable="w14 w15 w16se w16cid w16 w16cex w16sdtdh w16sdtfl w16du wp14">
   <w:body>
     <w:p>
       <w:pPr>
@@ -54,7 +54,6 @@
         </w:rPr>
         <w:t xml:space="preserve">– TS 2.1 </w:t>
       </w:r>
-      <w:proofErr w:type="gramStart"/>
       <w:r>
         <w:rPr>
           <w:b/>
@@ -63,7 +62,7 @@
           <w:szCs w:val="32"/>
           <w:u w:val="single"/>
         </w:rPr>
-        <w:t>Tamil</w:t>
+        <w:t xml:space="preserve">Tamil </w:t>
       </w:r>
       <w:r>
         <w:rPr>
@@ -73,30 +72,8 @@
           <w:szCs w:val="32"/>
           <w:u w:val="single"/>
         </w:rPr>
-        <w:t xml:space="preserve"> </w:t>
+        <w:t xml:space="preserve"> Corrections – Observed till 31st </w:t>
       </w:r>
-      <w:r>
-        <w:rPr>
-          <w:b/>
-          <w:bCs/>
-          <w:sz w:val="32"/>
-          <w:szCs w:val="32"/>
-          <w:u w:val="single"/>
-        </w:rPr>
-        <w:t xml:space="preserve"> Corrections</w:t>
-      </w:r>
-      <w:proofErr w:type="gramEnd"/>
-      <w:r>
-        <w:rPr>
-          <w:b/>
-          <w:bCs/>
-          <w:sz w:val="32"/>
-          <w:szCs w:val="32"/>
-          <w:u w:val="single"/>
-        </w:rPr>
-        <w:t xml:space="preserve"> – Observed till 31st </w:t>
-      </w:r>
-      <w:proofErr w:type="gramStart"/>
       <w:r>
         <w:rPr>
           <w:b/>
@@ -107,7 +84,6 @@
         </w:rPr>
         <w:t>July  2026</w:t>
       </w:r>
-      <w:proofErr w:type="gramEnd"/>
     </w:p>
     <w:p>
       <w:pPr>
@@ -236,7 +212,7 @@
                 <w:bCs/>
                 <w:szCs w:val="40"/>
               </w:rPr>
-              <w:t>NIL   NIL   Nil</w:t>
+              <w:t xml:space="preserve">NIL   </w:t>
             </w:r>
           </w:p>
         </w:tc>
@@ -263,7 +239,7 @@
                 <w:bCs/>
                 <w:szCs w:val="40"/>
               </w:rPr>
-              <w:t>NIL   NIL   Nil</w:t>
+              <w:t xml:space="preserve">NIL  </w:t>
             </w:r>
           </w:p>
         </w:tc>
@@ -27585,7 +27561,6 @@
               </w:rPr>
               <w:t>4)</w:t>
             </w:r>
-            <w:proofErr w:type="gramStart"/>
             <w:r>
               <w:rPr>
                 <w:rFonts w:ascii="Latha" w:hAnsi="Latha" w:cs="Latha"/>
@@ -27603,7 +27578,6 @@
               </w:rPr>
               <w:t>அ</w:t>
             </w:r>
-            <w:proofErr w:type="gramEnd"/>
             <w:r>
               <w:rPr>
                 <w:rFonts w:ascii="BRH Tamil Tab Extra" w:hAnsi="BRH Tamil Tab Extra" w:cs="Latha"/>
@@ -27992,7 +27966,6 @@
               </w:rPr>
               <w:t>4)</w:t>
             </w:r>
-            <w:proofErr w:type="gramStart"/>
             <w:r>
               <w:rPr>
                 <w:rFonts w:ascii="Latha" w:hAnsi="Latha" w:cs="Latha"/>
@@ -28010,7 +27983,6 @@
               </w:rPr>
               <w:t>அ</w:t>
             </w:r>
-            <w:proofErr w:type="gramEnd"/>
             <w:r>
               <w:rPr>
                 <w:rFonts w:ascii="BRH Tamil Tab Extra" w:hAnsi="BRH Tamil Tab Extra" w:cs="Latha"/>
@@ -55938,7 +55910,7 @@
 </file>
 
 <file path=word/endnotes.xml><?xml version="1.0" encoding="utf-8"?>
-<w:endnotes xmlns:wpc="http://schemas.microsoft.com/office/word/2010/wordprocessingCanvas" xmlns:cx="http://schemas.microsoft.com/office/drawing/2014/chartex" xmlns:cx1="http://schemas.microsoft.com/office/drawing/2015/9/8/chartex" xmlns:cx2="http://schemas.microsoft.com/office/drawing/2015/10/21/chartex" xmlns:cx3="http://schemas.microsoft.com/office/drawing/2016/5/9/chartex" xmlns:cx4="http://schemas.microsoft.com/office/drawing/2016/5/10/chartex" xmlns:cx5="http://schemas.microsoft.com/office/drawing/2016/5/11/chartex" xmlns:cx6="http://schemas.microsoft.com/office/drawing/2016/5/12/chartex" xmlns:cx7="http://schemas.microsoft.com/office/drawing/2016/5/13/chartex" xmlns:cx8="http://schemas.microsoft.com/office/drawing/2016/5/14/chartex" xmlns:mc="http://schemas.openxmlformats.org/markup-compatibility/2006" xmlns:aink="http://schemas.microsoft.com/office/drawing/2016/ink" xmlns:am3d="http://schemas.microsoft.com/office/drawing/2017/model3d" xmlns:o="urn:schemas-microsoft-com:office:office" xmlns:oel="http://schemas.microsoft.com/office/2019/extlst" xmlns:r="http://schemas.openxmlformats.org/officeDocument/2006/relationships" xmlns:m="http://schemas.openxmlformats.org/officeDocument/2006/math" xmlns:v="urn:schemas-microsoft-com:vml" xmlns:wp14="http://schemas.microsoft.com/office/word/2010/wordprocessingDrawing" xmlns:wp="http://schemas.openxmlformats.org/drawingml/2006/wordprocessingDrawing" xmlns:w10="urn:schemas-microsoft-com:office:word" xmlns:w="http://schemas.openxmlformats.org/wordprocessingml/2006/main" xmlns:w14="http://schemas.microsoft.com/office/word/2010/wordml" xmlns:w15="http://schemas.microsoft.com/office/word/2012/wordml" xmlns:w16cex="http://schemas.microsoft.com/office/word/2018/wordml/cex" xmlns:w16cid="http://schemas.microsoft.com/office/word/2016/wordml/cid" xmlns:w16="http://schemas.microsoft.com/office/word/2018/wordml" xmlns:w16du="http://schemas.microsoft.com/office/word/2023/wordml/word16du" xmlns:w16sdtdh="http://schemas.microsoft.com/office/word/2020/wordml/sdtdatahash" xmlns:w16sdtfl="http://schemas.microsoft.com/office/word/2024/wordml/sdtformatlock" xmlns:w16se="http://schemas.microsoft.com/office/word/2015/wordml/symex" xmlns:wpg="http://schemas.microsoft.com/office/word/2010/wordprocessingGroup" xmlns:wpi="http://schemas.microsoft.com/office/word/2010/wordprocessingInk" xmlns:wne="http://schemas.microsoft.com/office/word/2006/wordml" xmlns:wps="http://schemas.microsoft.com/office/word/2010/wordprocessingShape" mc:Ignorable="w14 w15 w16se w16cid w16 w16cex w16sdtdh w16sdtfl w16du wp14">
+<w:endnotes xmlns:wpc="http://schemas.microsoft.com/office/word/2010/wordprocessingCanvas" xmlns:cx="http://schemas.microsoft.com/office/drawing/2014/chartex" xmlns:cx1="http://schemas.microsoft.com/office/drawing/2015/9/8/chartex" xmlns:cx2="http://schemas.microsoft.com/office/drawing/2015/10/21/chartex" xmlns:cx3="http://schemas.microsoft.com/office/drawing/2016/5/9/chartex" xmlns:cx4="http://schemas.microsoft.com/office/drawing/2016/5/10/chartex" xmlns:cx5="http://schemas.microsoft.com/office/drawing/2016/5/11/chartex" xmlns:cx6="http://schemas.microsoft.com/office/drawing/2016/5/12/chartex" xmlns:cx7="http://schemas.microsoft.com/office/drawing/2016/5/13/chartex" xmlns:cx8="http://schemas.microsoft.com/office/drawing/2016/5/14/chartex" xmlns:mc="http://schemas.openxmlformats.org/markup-compatibility/2006" xmlns:aink="http://schemas.microsoft.com/office/drawing/2016/ink" xmlns:am3d="http://schemas.microsoft.com/office/drawing/2017/model3d" xmlns:o="urn:schemas-microsoft-com:office:office" xmlns:oel="http://schemas.microsoft.com/office/2019/extlst" xmlns:r="http://schemas.openxmlformats.org/officeDocument/2006/relationships" xmlns:m="http://schemas.openxmlformats.org/officeDocument/2006/math" xmlns:v="urn:schemas-microsoft-com:vml" xmlns:wp14="http://schemas.microsoft.com/office/word/2010/wordprocessingDrawing" xmlns:wp="http://schemas.openxmlformats.org/drawingml/2006/wordprocessingDrawing" xmlns:w10="urn:schemas-microsoft-com:office:word" xmlns:w="http://schemas.openxmlformats.org/wordprocessingml/2006/main" xmlns:w14="http://schemas.microsoft.com/office/word/2010/wordml" xmlns:w15="http://schemas.microsoft.com/office/word/2012/wordml" xmlns:w16cei="http://schemas.microsoft.com/office/word/2026/wordml/cei" xmlns:w16cex="http://schemas.microsoft.com/office/word/2018/wordml/cex" xmlns:w16cid="http://schemas.microsoft.com/office/word/2016/wordml/cid" xmlns:w16="http://schemas.microsoft.com/office/word/2018/wordml" xmlns:w16du="http://schemas.microsoft.com/office/word/2023/wordml/word16du" xmlns:w16sdtdh="http://schemas.microsoft.com/office/word/2020/wordml/sdtdatahash" xmlns:w16sdtfl="http://schemas.microsoft.com/office/word/2024/wordml/sdtformatlock" xmlns:w16se="http://schemas.microsoft.com/office/word/2015/wordml/symex" xmlns:wpg="http://schemas.microsoft.com/office/word/2010/wordprocessingGroup" xmlns:wpi="http://schemas.microsoft.com/office/word/2010/wordprocessingInk" xmlns:wne="http://schemas.microsoft.com/office/word/2006/wordml" xmlns:wps="http://schemas.microsoft.com/office/word/2010/wordprocessingShape" mc:Ignorable="w14 w15 w16se w16cid w16 w16cex w16sdtdh w16sdtfl w16du wp14">
   <w:endnote w:type="separator" w:id="-1">
     <w:p>
       <w:pPr>
@@ -55963,7 +55935,7 @@
 </file>
 
 <file path=word/footer1.xml><?xml version="1.0" encoding="utf-8"?>
-<w:ftr xmlns:wpc="http://schemas.microsoft.com/office/word/2010/wordprocessingCanvas" xmlns:cx="http://schemas.microsoft.com/office/drawing/2014/chartex" xmlns:cx1="http://schemas.microsoft.com/office/drawing/2015/9/8/chartex" xmlns:cx2="http://schemas.microsoft.com/office/drawing/2015/10/21/chartex" xmlns:cx3="http://schemas.microsoft.com/office/drawing/2016/5/9/chartex" xmlns:cx4="http://schemas.microsoft.com/office/drawing/2016/5/10/chartex" xmlns:cx5="http://schemas.microsoft.com/office/drawing/2016/5/11/chartex" xmlns:cx6="http://schemas.microsoft.com/office/drawing/2016/5/12/chartex" xmlns:cx7="http://schemas.microsoft.com/office/drawing/2016/5/13/chartex" xmlns:cx8="http://schemas.microsoft.com/office/drawing/2016/5/14/chartex" xmlns:mc="http://schemas.openxmlformats.org/markup-compatibility/2006" xmlns:aink="http://schemas.microsoft.com/office/drawing/2016/ink" xmlns:am3d="http://schemas.microsoft.com/office/drawing/2017/model3d" xmlns:o="urn:schemas-microsoft-com:office:office" xmlns:oel="http://schemas.microsoft.com/office/2019/extlst" xmlns:r="http://schemas.openxmlformats.org/officeDocument/2006/relationships" xmlns:m="http://schemas.openxmlformats.org/officeDocument/2006/math" xmlns:v="urn:schemas-microsoft-com:vml" xmlns:wp14="http://schemas.microsoft.com/office/word/2010/wordprocessingDrawing" xmlns:wp="http://schemas.openxmlformats.org/drawingml/2006/wordprocessingDrawing" xmlns:w10="urn:schemas-microsoft-com:office:word" xmlns:w="http://schemas.openxmlformats.org/wordprocessingml/2006/main" xmlns:w14="http://schemas.microsoft.com/office/word/2010/wordml" xmlns:w15="http://schemas.microsoft.com/office/word/2012/wordml" xmlns:w16cex="http://schemas.microsoft.com/office/word/2018/wordml/cex" xmlns:w16cid="http://schemas.microsoft.com/office/word/2016/wordml/cid" xmlns:w16="http://schemas.microsoft.com/office/word/2018/wordml" xmlns:w16du="http://schemas.microsoft.com/office/word/2023/wordml/word16du" xmlns:w16sdtdh="http://schemas.microsoft.com/office/word/2020/wordml/sdtdatahash" xmlns:w16sdtfl="http://schemas.microsoft.com/office/word/2024/wordml/sdtformatlock" xmlns:w16se="http://schemas.microsoft.com/office/word/2015/wordml/symex" xmlns:wpg="http://schemas.microsoft.com/office/word/2010/wordprocessingGroup" xmlns:wpi="http://schemas.microsoft.com/office/word/2010/wordprocessingInk" xmlns:wne="http://schemas.microsoft.com/office/word/2006/wordml" xmlns:wps="http://schemas.microsoft.com/office/word/2010/wordprocessingShape" mc:Ignorable="w14 w15 w16se w16cid w16 w16cex w16sdtdh w16sdtfl w16du wp14">
+<w:ftr xmlns:wpc="http://schemas.microsoft.com/office/word/2010/wordprocessingCanvas" xmlns:cx="http://schemas.microsoft.com/office/drawing/2014/chartex" xmlns:cx1="http://schemas.microsoft.com/office/drawing/2015/9/8/chartex" xmlns:cx2="http://schemas.microsoft.com/office/drawing/2015/10/21/chartex" xmlns:cx3="http://schemas.microsoft.com/office/drawing/2016/5/9/chartex" xmlns:cx4="http://schemas.microsoft.com/office/drawing/2016/5/10/chartex" xmlns:cx5="http://schemas.microsoft.com/office/drawing/2016/5/11/chartex" xmlns:cx6="http://schemas.microsoft.com/office/drawing/2016/5/12/chartex" xmlns:cx7="http://schemas.microsoft.com/office/drawing/2016/5/13/chartex" xmlns:cx8="http://schemas.microsoft.com/office/drawing/2016/5/14/chartex" xmlns:mc="http://schemas.openxmlformats.org/markup-compatibility/2006" xmlns:aink="http://schemas.microsoft.com/office/drawing/2016/ink" xmlns:am3d="http://schemas.microsoft.com/office/drawing/2017/model3d" xmlns:o="urn:schemas-microsoft-com:office:office" xmlns:oel="http://schemas.microsoft.com/office/2019/extlst" xmlns:r="http://schemas.openxmlformats.org/officeDocument/2006/relationships" xmlns:m="http://schemas.openxmlformats.org/officeDocument/2006/math" xmlns:v="urn:schemas-microsoft-com:vml" xmlns:wp14="http://schemas.microsoft.com/office/word/2010/wordprocessingDrawing" xmlns:wp="http://schemas.openxmlformats.org/drawingml/2006/wordprocessingDrawing" xmlns:w10="urn:schemas-microsoft-com:office:word" xmlns:w="http://schemas.openxmlformats.org/wordprocessingml/2006/main" xmlns:w14="http://schemas.microsoft.com/office/word/2010/wordml" xmlns:w15="http://schemas.microsoft.com/office/word/2012/wordml" xmlns:w16cei="http://schemas.microsoft.com/office/word/2026/wordml/cei" xmlns:w16cex="http://schemas.microsoft.com/office/word/2018/wordml/cex" xmlns:w16cid="http://schemas.microsoft.com/office/word/2016/wordml/cid" xmlns:w16="http://schemas.microsoft.com/office/word/2018/wordml" xmlns:w16du="http://schemas.microsoft.com/office/word/2023/wordml/word16du" xmlns:w16sdtdh="http://schemas.microsoft.com/office/word/2020/wordml/sdtdatahash" xmlns:w16sdtfl="http://schemas.microsoft.com/office/word/2024/wordml/sdtformatlock" xmlns:w16se="http://schemas.microsoft.com/office/word/2015/wordml/symex" xmlns:wpg="http://schemas.microsoft.com/office/word/2010/wordprocessingGroup" xmlns:wpi="http://schemas.microsoft.com/office/word/2010/wordprocessingInk" xmlns:wne="http://schemas.microsoft.com/office/word/2006/wordml" xmlns:wps="http://schemas.microsoft.com/office/word/2010/wordprocessingShape" mc:Ignorable="w14 w15 w16se w16cid w16 w16cex w16sdtdh w16sdtfl w16du wp14">
   <w:p>
     <w:pPr>
       <w:pBdr>
@@ -56148,7 +56120,7 @@
 </file>
 
 <file path=word/footer2.xml><?xml version="1.0" encoding="utf-8"?>
-<w:ftr xmlns:wpc="http://schemas.microsoft.com/office/word/2010/wordprocessingCanvas" xmlns:cx="http://schemas.microsoft.com/office/drawing/2014/chartex" xmlns:cx1="http://schemas.microsoft.com/office/drawing/2015/9/8/chartex" xmlns:cx2="http://schemas.microsoft.com/office/drawing/2015/10/21/chartex" xmlns:cx3="http://schemas.microsoft.com/office/drawing/2016/5/9/chartex" xmlns:cx4="http://schemas.microsoft.com/office/drawing/2016/5/10/chartex" xmlns:cx5="http://schemas.microsoft.com/office/drawing/2016/5/11/chartex" xmlns:cx6="http://schemas.microsoft.com/office/drawing/2016/5/12/chartex" xmlns:cx7="http://schemas.microsoft.com/office/drawing/2016/5/13/chartex" xmlns:cx8="http://schemas.microsoft.com/office/drawing/2016/5/14/chartex" xmlns:mc="http://schemas.openxmlformats.org/markup-compatibility/2006" xmlns:aink="http://schemas.microsoft.com/office/drawing/2016/ink" xmlns:am3d="http://schemas.microsoft.com/office/drawing/2017/model3d" xmlns:o="urn:schemas-microsoft-com:office:office" xmlns:oel="http://schemas.microsoft.com/office/2019/extlst" xmlns:r="http://schemas.openxmlformats.org/officeDocument/2006/relationships" xmlns:m="http://schemas.openxmlformats.org/officeDocument/2006/math" xmlns:v="urn:schemas-microsoft-com:vml" xmlns:wp14="http://schemas.microsoft.com/office/word/2010/wordprocessingDrawing" xmlns:wp="http://schemas.openxmlformats.org/drawingml/2006/wordprocessingDrawing" xmlns:w10="urn:schemas-microsoft-com:office:word" xmlns:w="http://schemas.openxmlformats.org/wordprocessingml/2006/main" xmlns:w14="http://schemas.microsoft.com/office/word/2010/wordml" xmlns:w15="http://schemas.microsoft.com/office/word/2012/wordml" xmlns:w16cex="http://schemas.microsoft.com/office/word/2018/wordml/cex" xmlns:w16cid="http://schemas.microsoft.com/office/word/2016/wordml/cid" xmlns:w16="http://schemas.microsoft.com/office/word/2018/wordml" xmlns:w16du="http://schemas.microsoft.com/office/word/2023/wordml/word16du" xmlns:w16sdtdh="http://schemas.microsoft.com/office/word/2020/wordml/sdtdatahash" xmlns:w16sdtfl="http://schemas.microsoft.com/office/word/2024/wordml/sdtformatlock" xmlns:w16se="http://schemas.microsoft.com/office/word/2015/wordml/symex" xmlns:wpg="http://schemas.microsoft.com/office/word/2010/wordprocessingGroup" xmlns:wpi="http://schemas.microsoft.com/office/word/2010/wordprocessingInk" xmlns:wne="http://schemas.microsoft.com/office/word/2006/wordml" xmlns:wps="http://schemas.microsoft.com/office/word/2010/wordprocessingShape" mc:Ignorable="w14 w15 w16se w16cid w16 w16cex w16sdtdh w16sdtfl w16du wp14">
+<w:ftr xmlns:wpc="http://schemas.microsoft.com/office/word/2010/wordprocessingCanvas" xmlns:cx="http://schemas.microsoft.com/office/drawing/2014/chartex" xmlns:cx1="http://schemas.microsoft.com/office/drawing/2015/9/8/chartex" xmlns:cx2="http://schemas.microsoft.com/office/drawing/2015/10/21/chartex" xmlns:cx3="http://schemas.microsoft.com/office/drawing/2016/5/9/chartex" xmlns:cx4="http://schemas.microsoft.com/office/drawing/2016/5/10/chartex" xmlns:cx5="http://schemas.microsoft.com/office/drawing/2016/5/11/chartex" xmlns:cx6="http://schemas.microsoft.com/office/drawing/2016/5/12/chartex" xmlns:cx7="http://schemas.microsoft.com/office/drawing/2016/5/13/chartex" xmlns:cx8="http://schemas.microsoft.com/office/drawing/2016/5/14/chartex" xmlns:mc="http://schemas.openxmlformats.org/markup-compatibility/2006" xmlns:aink="http://schemas.microsoft.com/office/drawing/2016/ink" xmlns:am3d="http://schemas.microsoft.com/office/drawing/2017/model3d" xmlns:o="urn:schemas-microsoft-com:office:office" xmlns:oel="http://schemas.microsoft.com/office/2019/extlst" xmlns:r="http://schemas.openxmlformats.org/officeDocument/2006/relationships" xmlns:m="http://schemas.openxmlformats.org/officeDocument/2006/math" xmlns:v="urn:schemas-microsoft-com:vml" xmlns:wp14="http://schemas.microsoft.com/office/word/2010/wordprocessingDrawing" xmlns:wp="http://schemas.openxmlformats.org/drawingml/2006/wordprocessingDrawing" xmlns:w10="urn:schemas-microsoft-com:office:word" xmlns:w="http://schemas.openxmlformats.org/wordprocessingml/2006/main" xmlns:w14="http://schemas.microsoft.com/office/word/2010/wordml" xmlns:w15="http://schemas.microsoft.com/office/word/2012/wordml" xmlns:w16cei="http://schemas.microsoft.com/office/word/2026/wordml/cei" xmlns:w16cex="http://schemas.microsoft.com/office/word/2018/wordml/cex" xmlns:w16cid="http://schemas.microsoft.com/office/word/2016/wordml/cid" xmlns:w16="http://schemas.microsoft.com/office/word/2018/wordml" xmlns:w16du="http://schemas.microsoft.com/office/word/2023/wordml/word16du" xmlns:w16sdtdh="http://schemas.microsoft.com/office/word/2020/wordml/sdtdatahash" xmlns:w16sdtfl="http://schemas.microsoft.com/office/word/2024/wordml/sdtformatlock" xmlns:w16se="http://schemas.microsoft.com/office/word/2015/wordml/symex" xmlns:wpg="http://schemas.microsoft.com/office/word/2010/wordprocessingGroup" xmlns:wpi="http://schemas.microsoft.com/office/word/2010/wordprocessingInk" xmlns:wne="http://schemas.microsoft.com/office/word/2006/wordml" xmlns:wps="http://schemas.microsoft.com/office/word/2010/wordprocessingShape" mc:Ignorable="w14 w15 w16se w16cid w16 w16cex w16sdtdh w16sdtfl w16du wp14">
   <w:p>
     <w:pPr>
       <w:pBdr>
@@ -56318,7 +56290,7 @@
 </file>
 
 <file path=word/footnotes.xml><?xml version="1.0" encoding="utf-8"?>
-<w:footnotes xmlns:wpc="http://schemas.microsoft.com/office/word/2010/wordprocessingCanvas" xmlns:cx="http://schemas.microsoft.com/office/drawing/2014/chartex" xmlns:cx1="http://schemas.microsoft.com/office/drawing/2015/9/8/chartex" xmlns:cx2="http://schemas.microsoft.com/office/drawing/2015/10/21/chartex" xmlns:cx3="http://schemas.microsoft.com/office/drawing/2016/5/9/chartex" xmlns:cx4="http://schemas.microsoft.com/office/drawing/2016/5/10/chartex" xmlns:cx5="http://schemas.microsoft.com/office/drawing/2016/5/11/chartex" xmlns:cx6="http://schemas.microsoft.com/office/drawing/2016/5/12/chartex" xmlns:cx7="http://schemas.microsoft.com/office/drawing/2016/5/13/chartex" xmlns:cx8="http://schemas.microsoft.com/office/drawing/2016/5/14/chartex" xmlns:mc="http://schemas.openxmlformats.org/markup-compatibility/2006" xmlns:aink="http://schemas.microsoft.com/office/drawing/2016/ink" xmlns:am3d="http://schemas.microsoft.com/office/drawing/2017/model3d" xmlns:o="urn:schemas-microsoft-com:office:office" xmlns:oel="http://schemas.microsoft.com/office/2019/extlst" xmlns:r="http://schemas.openxmlformats.org/officeDocument/2006/relationships" xmlns:m="http://schemas.openxmlformats.org/officeDocument/2006/math" xmlns:v="urn:schemas-microsoft-com:vml" xmlns:wp14="http://schemas.microsoft.com/office/word/2010/wordprocessingDrawing" xmlns:wp="http://schemas.openxmlformats.org/drawingml/2006/wordprocessingDrawing" xmlns:w10="urn:schemas-microsoft-com:office:word" xmlns:w="http://schemas.openxmlformats.org/wordprocessingml/2006/main" xmlns:w14="http://schemas.microsoft.com/office/word/2010/wordml" xmlns:w15="http://schemas.microsoft.com/office/word/2012/wordml" xmlns:w16cex="http://schemas.microsoft.com/office/word/2018/wordml/cex" xmlns:w16cid="http://schemas.microsoft.com/office/word/2016/wordml/cid" xmlns:w16="http://schemas.microsoft.com/office/word/2018/wordml" xmlns:w16du="http://schemas.microsoft.com/office/word/2023/wordml/word16du" xmlns:w16sdtdh="http://schemas.microsoft.com/office/word/2020/wordml/sdtdatahash" xmlns:w16sdtfl="http://schemas.microsoft.com/office/word/2024/wordml/sdtformatlock" xmlns:w16se="http://schemas.microsoft.com/office/word/2015/wordml/symex" xmlns:wpg="http://schemas.microsoft.com/office/word/2010/wordprocessingGroup" xmlns:wpi="http://schemas.microsoft.com/office/word/2010/wordprocessingInk" xmlns:wne="http://schemas.microsoft.com/office/word/2006/wordml" xmlns:wps="http://schemas.microsoft.com/office/word/2010/wordprocessingShape" mc:Ignorable="w14 w15 w16se w16cid w16 w16cex w16sdtdh w16sdtfl w16du wp14">
+<w:footnotes xmlns:wpc="http://schemas.microsoft.com/office/word/2010/wordprocessingCanvas" xmlns:cx="http://schemas.microsoft.com/office/drawing/2014/chartex" xmlns:cx1="http://schemas.microsoft.com/office/drawing/2015/9/8/chartex" xmlns:cx2="http://schemas.microsoft.com/office/drawing/2015/10/21/chartex" xmlns:cx3="http://schemas.microsoft.com/office/drawing/2016/5/9/chartex" xmlns:cx4="http://schemas.microsoft.com/office/drawing/2016/5/10/chartex" xmlns:cx5="http://schemas.microsoft.com/office/drawing/2016/5/11/chartex" xmlns:cx6="http://schemas.microsoft.com/office/drawing/2016/5/12/chartex" xmlns:cx7="http://schemas.microsoft.com/office/drawing/2016/5/13/chartex" xmlns:cx8="http://schemas.microsoft.com/office/drawing/2016/5/14/chartex" xmlns:mc="http://schemas.openxmlformats.org/markup-compatibility/2006" xmlns:aink="http://schemas.microsoft.com/office/drawing/2016/ink" xmlns:am3d="http://schemas.microsoft.com/office/drawing/2017/model3d" xmlns:o="urn:schemas-microsoft-com:office:office" xmlns:oel="http://schemas.microsoft.com/office/2019/extlst" xmlns:r="http://schemas.openxmlformats.org/officeDocument/2006/relationships" xmlns:m="http://schemas.openxmlformats.org/officeDocument/2006/math" xmlns:v="urn:schemas-microsoft-com:vml" xmlns:wp14="http://schemas.microsoft.com/office/word/2010/wordprocessingDrawing" xmlns:wp="http://schemas.openxmlformats.org/drawingml/2006/wordprocessingDrawing" xmlns:w10="urn:schemas-microsoft-com:office:word" xmlns:w="http://schemas.openxmlformats.org/wordprocessingml/2006/main" xmlns:w14="http://schemas.microsoft.com/office/word/2010/wordml" xmlns:w15="http://schemas.microsoft.com/office/word/2012/wordml" xmlns:w16cei="http://schemas.microsoft.com/office/word/2026/wordml/cei" xmlns:w16cex="http://schemas.microsoft.com/office/word/2018/wordml/cex" xmlns:w16cid="http://schemas.microsoft.com/office/word/2016/wordml/cid" xmlns:w16="http://schemas.microsoft.com/office/word/2018/wordml" xmlns:w16du="http://schemas.microsoft.com/office/word/2023/wordml/word16du" xmlns:w16sdtdh="http://schemas.microsoft.com/office/word/2020/wordml/sdtdatahash" xmlns:w16sdtfl="http://schemas.microsoft.com/office/word/2024/wordml/sdtformatlock" xmlns:w16se="http://schemas.microsoft.com/office/word/2015/wordml/symex" xmlns:wpg="http://schemas.microsoft.com/office/word/2010/wordprocessingGroup" xmlns:wpi="http://schemas.microsoft.com/office/word/2010/wordprocessingInk" xmlns:wne="http://schemas.microsoft.com/office/word/2006/wordml" xmlns:wps="http://schemas.microsoft.com/office/word/2010/wordprocessingShape" mc:Ignorable="w14 w15 w16se w16cid w16 w16cex w16sdtdh w16sdtfl w16du wp14">
   <w:footnote w:type="separator" w:id="-1">
     <w:p>
       <w:pPr>
@@ -56343,7 +56315,7 @@
 </file>
 
 <file path=word/header1.xml><?xml version="1.0" encoding="utf-8"?>
-<w:hdr xmlns:wpc="http://schemas.microsoft.com/office/word/2010/wordprocessingCanvas" xmlns:cx="http://schemas.microsoft.com/office/drawing/2014/chartex" xmlns:cx1="http://schemas.microsoft.com/office/drawing/2015/9/8/chartex" xmlns:cx2="http://schemas.microsoft.com/office/drawing/2015/10/21/chartex" xmlns:cx3="http://schemas.microsoft.com/office/drawing/2016/5/9/chartex" xmlns:cx4="http://schemas.microsoft.com/office/drawing/2016/5/10/chartex" xmlns:cx5="http://schemas.microsoft.com/office/drawing/2016/5/11/chartex" xmlns:cx6="http://schemas.microsoft.com/office/drawing/2016/5/12/chartex" xmlns:cx7="http://schemas.microsoft.com/office/drawing/2016/5/13/chartex" xmlns:cx8="http://schemas.microsoft.com/office/drawing/2016/5/14/chartex" xmlns:mc="http://schemas.openxmlformats.org/markup-compatibility/2006" xmlns:aink="http://schemas.microsoft.com/office/drawing/2016/ink" xmlns:am3d="http://schemas.microsoft.com/office/drawing/2017/model3d" xmlns:o="urn:schemas-microsoft-com:office:office" xmlns:oel="http://schemas.microsoft.com/office/2019/extlst" xmlns:r="http://schemas.openxmlformats.org/officeDocument/2006/relationships" xmlns:m="http://schemas.openxmlformats.org/officeDocument/2006/math" xmlns:v="urn:schemas-microsoft-com:vml" xmlns:wp14="http://schemas.microsoft.com/office/word/2010/wordprocessingDrawing" xmlns:wp="http://schemas.openxmlformats.org/drawingml/2006/wordprocessingDrawing" xmlns:w10="urn:schemas-microsoft-com:office:word" xmlns:w="http://schemas.openxmlformats.org/wordprocessingml/2006/main" xmlns:w14="http://schemas.microsoft.com/office/word/2010/wordml" xmlns:w15="http://schemas.microsoft.com/office/word/2012/wordml" xmlns:w16cex="http://schemas.microsoft.com/office/word/2018/wordml/cex" xmlns:w16cid="http://schemas.microsoft.com/office/word/2016/wordml/cid" xmlns:w16="http://schemas.microsoft.com/office/word/2018/wordml" xmlns:w16du="http://schemas.microsoft.com/office/word/2023/wordml/word16du" xmlns:w16sdtdh="http://schemas.microsoft.com/office/word/2020/wordml/sdtdatahash" xmlns:w16sdtfl="http://schemas.microsoft.com/office/word/2024/wordml/sdtformatlock" xmlns:w16se="http://schemas.microsoft.com/office/word/2015/wordml/symex" xmlns:wpg="http://schemas.microsoft.com/office/word/2010/wordprocessingGroup" xmlns:wpi="http://schemas.microsoft.com/office/word/2010/wordprocessingInk" xmlns:wne="http://schemas.microsoft.com/office/word/2006/wordml" xmlns:wps="http://schemas.microsoft.com/office/word/2010/wordprocessingShape" mc:Ignorable="w14 w15 w16se w16cid w16 w16cex w16sdtdh w16sdtfl w16du wp14">
+<w:hdr xmlns:wpc="http://schemas.microsoft.com/office/word/2010/wordprocessingCanvas" xmlns:cx="http://schemas.microsoft.com/office/drawing/2014/chartex" xmlns:cx1="http://schemas.microsoft.com/office/drawing/2015/9/8/chartex" xmlns:cx2="http://schemas.microsoft.com/office/drawing/2015/10/21/chartex" xmlns:cx3="http://schemas.microsoft.com/office/drawing/2016/5/9/chartex" xmlns:cx4="http://schemas.microsoft.com/office/drawing/2016/5/10/chartex" xmlns:cx5="http://schemas.microsoft.com/office/drawing/2016/5/11/chartex" xmlns:cx6="http://schemas.microsoft.com/office/drawing/2016/5/12/chartex" xmlns:cx7="http://schemas.microsoft.com/office/drawing/2016/5/13/chartex" xmlns:cx8="http://schemas.microsoft.com/office/drawing/2016/5/14/chartex" xmlns:mc="http://schemas.openxmlformats.org/markup-compatibility/2006" xmlns:aink="http://schemas.microsoft.com/office/drawing/2016/ink" xmlns:am3d="http://schemas.microsoft.com/office/drawing/2017/model3d" xmlns:o="urn:schemas-microsoft-com:office:office" xmlns:oel="http://schemas.microsoft.com/office/2019/extlst" xmlns:r="http://schemas.openxmlformats.org/officeDocument/2006/relationships" xmlns:m="http://schemas.openxmlformats.org/officeDocument/2006/math" xmlns:v="urn:schemas-microsoft-com:vml" xmlns:wp14="http://schemas.microsoft.com/office/word/2010/wordprocessingDrawing" xmlns:wp="http://schemas.openxmlformats.org/drawingml/2006/wordprocessingDrawing" xmlns:w10="urn:schemas-microsoft-com:office:word" xmlns:w="http://schemas.openxmlformats.org/wordprocessingml/2006/main" xmlns:w14="http://schemas.microsoft.com/office/word/2010/wordml" xmlns:w15="http://schemas.microsoft.com/office/word/2012/wordml" xmlns:w16cei="http://schemas.microsoft.com/office/word/2026/wordml/cei" xmlns:w16cex="http://schemas.microsoft.com/office/word/2018/wordml/cex" xmlns:w16cid="http://schemas.microsoft.com/office/word/2016/wordml/cid" xmlns:w16="http://schemas.microsoft.com/office/word/2018/wordml" xmlns:w16du="http://schemas.microsoft.com/office/word/2023/wordml/word16du" xmlns:w16sdtdh="http://schemas.microsoft.com/office/word/2020/wordml/sdtdatahash" xmlns:w16sdtfl="http://schemas.microsoft.com/office/word/2024/wordml/sdtformatlock" xmlns:w16se="http://schemas.microsoft.com/office/word/2015/wordml/symex" xmlns:wpg="http://schemas.microsoft.com/office/word/2010/wordprocessingGroup" xmlns:wpi="http://schemas.microsoft.com/office/word/2010/wordprocessingInk" xmlns:wne="http://schemas.microsoft.com/office/word/2006/wordml" xmlns:wps="http://schemas.microsoft.com/office/word/2010/wordprocessingShape" mc:Ignorable="w14 w15 w16se w16cid w16 w16cex w16sdtdh w16sdtfl w16du wp14">
   <w:p>
     <w:pPr>
       <w:pStyle w:val="Header"/>
@@ -56364,7 +56336,7 @@
 </file>
 
 <file path=word/header2.xml><?xml version="1.0" encoding="utf-8"?>
-<w:hdr xmlns:wpc="http://schemas.microsoft.com/office/word/2010/wordprocessingCanvas" xmlns:cx="http://schemas.microsoft.com/office/drawing/2014/chartex" xmlns:cx1="http://schemas.microsoft.com/office/drawing/2015/9/8/chartex" xmlns:cx2="http://schemas.microsoft.com/office/drawing/2015/10/21/chartex" xmlns:cx3="http://schemas.microsoft.com/office/drawing/2016/5/9/chartex" xmlns:cx4="http://schemas.microsoft.com/office/drawing/2016/5/10/chartex" xmlns:cx5="http://schemas.microsoft.com/office/drawing/2016/5/11/chartex" xmlns:cx6="http://schemas.microsoft.com/office/drawing/2016/5/12/chartex" xmlns:cx7="http://schemas.microsoft.com/office/drawing/2016/5/13/chartex" xmlns:cx8="http://schemas.microsoft.com/office/drawing/2016/5/14/chartex" xmlns:mc="http://schemas.openxmlformats.org/markup-compatibility/2006" xmlns:aink="http://schemas.microsoft.com/office/drawing/2016/ink" xmlns:am3d="http://schemas.microsoft.com/office/drawing/2017/model3d" xmlns:o="urn:schemas-microsoft-com:office:office" xmlns:oel="http://schemas.microsoft.com/office/2019/extlst" xmlns:r="http://schemas.openxmlformats.org/officeDocument/2006/relationships" xmlns:m="http://schemas.openxmlformats.org/officeDocument/2006/math" xmlns:v="urn:schemas-microsoft-com:vml" xmlns:wp14="http://schemas.microsoft.com/office/word/2010/wordprocessingDrawing" xmlns:wp="http://schemas.openxmlformats.org/drawingml/2006/wordprocessingDrawing" xmlns:w10="urn:schemas-microsoft-com:office:word" xmlns:w="http://schemas.openxmlformats.org/wordprocessingml/2006/main" xmlns:w14="http://schemas.microsoft.com/office/word/2010/wordml" xmlns:w15="http://schemas.microsoft.com/office/word/2012/wordml" xmlns:w16cex="http://schemas.microsoft.com/office/word/2018/wordml/cex" xmlns:w16cid="http://schemas.microsoft.com/office/word/2016/wordml/cid" xmlns:w16="http://schemas.microsoft.com/office/word/2018/wordml" xmlns:w16du="http://schemas.microsoft.com/office/word/2023/wordml/word16du" xmlns:w16sdtdh="http://schemas.microsoft.com/office/word/2020/wordml/sdtdatahash" xmlns:w16sdtfl="http://schemas.microsoft.com/office/word/2024/wordml/sdtformatlock" xmlns:w16se="http://schemas.microsoft.com/office/word/2015/wordml/symex" xmlns:wpg="http://schemas.microsoft.com/office/word/2010/wordprocessingGroup" xmlns:wpi="http://schemas.microsoft.com/office/word/2010/wordprocessingInk" xmlns:wne="http://schemas.microsoft.com/office/word/2006/wordml" xmlns:wps="http://schemas.microsoft.com/office/word/2010/wordprocessingShape" mc:Ignorable="w14 w15 w16se w16cid w16 w16cex w16sdtdh w16sdtfl w16du wp14">
+<w:hdr xmlns:wpc="http://schemas.microsoft.com/office/word/2010/wordprocessingCanvas" xmlns:cx="http://schemas.microsoft.com/office/drawing/2014/chartex" xmlns:cx1="http://schemas.microsoft.com/office/drawing/2015/9/8/chartex" xmlns:cx2="http://schemas.microsoft.com/office/drawing/2015/10/21/chartex" xmlns:cx3="http://schemas.microsoft.com/office/drawing/2016/5/9/chartex" xmlns:cx4="http://schemas.microsoft.com/office/drawing/2016/5/10/chartex" xmlns:cx5="http://schemas.microsoft.com/office/drawing/2016/5/11/chartex" xmlns:cx6="http://schemas.microsoft.com/office/drawing/2016/5/12/chartex" xmlns:cx7="http://schemas.microsoft.com/office/drawing/2016/5/13/chartex" xmlns:cx8="http://schemas.microsoft.com/office/drawing/2016/5/14/chartex" xmlns:mc="http://schemas.openxmlformats.org/markup-compatibility/2006" xmlns:aink="http://schemas.microsoft.com/office/drawing/2016/ink" xmlns:am3d="http://schemas.microsoft.com/office/drawing/2017/model3d" xmlns:o="urn:schemas-microsoft-com:office:office" xmlns:oel="http://schemas.microsoft.com/office/2019/extlst" xmlns:r="http://schemas.openxmlformats.org/officeDocument/2006/relationships" xmlns:m="http://schemas.openxmlformats.org/officeDocument/2006/math" xmlns:v="urn:schemas-microsoft-com:vml" xmlns:wp14="http://schemas.microsoft.com/office/word/2010/wordprocessingDrawing" xmlns:wp="http://schemas.openxmlformats.org/drawingml/2006/wordprocessingDrawing" xmlns:w10="urn:schemas-microsoft-com:office:word" xmlns:w="http://schemas.openxmlformats.org/wordprocessingml/2006/main" xmlns:w14="http://schemas.microsoft.com/office/word/2010/wordml" xmlns:w15="http://schemas.microsoft.com/office/word/2012/wordml" xmlns:w16cei="http://schemas.microsoft.com/office/word/2026/wordml/cei" xmlns:w16cex="http://schemas.microsoft.com/office/word/2018/wordml/cex" xmlns:w16cid="http://schemas.microsoft.com/office/word/2016/wordml/cid" xmlns:w16="http://schemas.microsoft.com/office/word/2018/wordml" xmlns:w16du="http://schemas.microsoft.com/office/word/2023/wordml/word16du" xmlns:w16sdtdh="http://schemas.microsoft.com/office/word/2020/wordml/sdtdatahash" xmlns:w16sdtfl="http://schemas.microsoft.com/office/word/2024/wordml/sdtformatlock" xmlns:w16se="http://schemas.microsoft.com/office/word/2015/wordml/symex" xmlns:wpg="http://schemas.microsoft.com/office/word/2010/wordprocessingGroup" xmlns:wpi="http://schemas.microsoft.com/office/word/2010/wordprocessingInk" xmlns:wne="http://schemas.microsoft.com/office/word/2006/wordml" xmlns:wps="http://schemas.microsoft.com/office/word/2010/wordprocessingShape" mc:Ignorable="w14 w15 w16se w16cid w16 w16cex w16sdtdh w16sdtfl w16du wp14">
   <w:p>
     <w:pPr>
       <w:pStyle w:val="Header"/>
